--- a/final_project_and_assets/Assignment_3_ICD2O.docx
+++ b/final_project_and_assets/Assignment_3_ICD2O.docx
@@ -924,7 +924,7 @@
     </w:p>
     <w:tbl>
       <w:tblPr>
-        <w:tblW w:w="10515" w:type="dxa"/>
+        <w:tblW w:w="11490" w:type="dxa"/>
         <w:jc w:val="start"/>
         <w:tblInd w:w="-1196" w:type="dxa"/>
         <w:tblLayout w:type="fixed"/>
@@ -937,13 +937,13 @@
         <w:tblLook w:noHBand="1" w:noVBand="1" w:firstColumn="0" w:lastRow="0" w:lastColumn="0" w:firstRow="0" w:val="0600"/>
       </w:tblPr>
       <w:tblGrid>
-        <w:gridCol w:w="892"/>
-        <w:gridCol w:w="1403"/>
-        <w:gridCol w:w="1140"/>
+        <w:gridCol w:w="891"/>
+        <w:gridCol w:w="1404"/>
+        <w:gridCol w:w="1710"/>
         <w:gridCol w:w="1755"/>
-        <w:gridCol w:w="3444"/>
-        <w:gridCol w:w="1155"/>
-        <w:gridCol w:w="726"/>
+        <w:gridCol w:w="3000"/>
+        <w:gridCol w:w="1755"/>
+        <w:gridCol w:w="975"/>
       </w:tblGrid>
       <w:tr>
         <w:trPr>
@@ -951,7 +951,7 @@
         </w:trPr>
         <w:tc>
           <w:tcPr>
-            <w:tcW w:w="892" w:type="dxa"/>
+            <w:tcW w:w="891" w:type="dxa"/>
             <w:tcBorders>
               <w:top w:val="single" w:sz="6" w:space="0" w:color="000000"/>
               <w:start w:val="single" w:sz="6" w:space="0" w:color="000000"/>
@@ -963,7 +963,6 @@
             <w:pPr>
               <w:pStyle w:val="Normal"/>
               <w:widowControl w:val="false"/>
-              <w:pBdr/>
               <w:spacing w:lineRule="auto" w:line="240" w:before="0" w:after="0"/>
               <w:rPr>
                 <w:rFonts w:ascii="Arial" w:hAnsi="Arial" w:eastAsia="Arial" w:cs="Arial"/>
@@ -985,7 +984,6 @@
             <w:pPr>
               <w:pStyle w:val="Normal"/>
               <w:widowControl w:val="false"/>
-              <w:pBdr/>
               <w:spacing w:lineRule="auto" w:line="240" w:before="0" w:after="0"/>
               <w:rPr>
                 <w:rFonts w:ascii="Arial" w:hAnsi="Arial" w:eastAsia="Arial" w:cs="Arial"/>
@@ -1006,7 +1004,7 @@
         </w:tc>
         <w:tc>
           <w:tcPr>
-            <w:tcW w:w="1403" w:type="dxa"/>
+            <w:tcW w:w="1404" w:type="dxa"/>
             <w:tcBorders>
               <w:top w:val="single" w:sz="6" w:space="0" w:color="000000"/>
               <w:start w:val="single" w:sz="6" w:space="0" w:color="000000"/>
@@ -1056,7 +1054,7 @@
         </w:tc>
         <w:tc>
           <w:tcPr>
-            <w:tcW w:w="1140" w:type="dxa"/>
+            <w:tcW w:w="1710" w:type="dxa"/>
             <w:tcBorders>
               <w:top w:val="single" w:sz="6" w:space="0" w:color="000000"/>
               <w:start w:val="single" w:sz="6" w:space="0" w:color="000000"/>
@@ -1068,7 +1066,6 @@
             <w:pPr>
               <w:pStyle w:val="Normal"/>
               <w:widowControl w:val="false"/>
-              <w:pBdr/>
               <w:spacing w:lineRule="auto" w:line="240" w:before="0" w:after="0"/>
               <w:rPr>
                 <w:rFonts w:ascii="Arial" w:hAnsi="Arial" w:eastAsia="Arial" w:cs="Arial"/>
@@ -1101,7 +1098,6 @@
             <w:pPr>
               <w:pStyle w:val="Normal"/>
               <w:widowControl w:val="false"/>
-              <w:pBdr/>
               <w:spacing w:lineRule="auto" w:line="240" w:before="0" w:after="0"/>
               <w:rPr>
                 <w:rFonts w:ascii="Arial" w:hAnsi="Arial" w:eastAsia="Arial" w:cs="Arial"/>
@@ -1122,7 +1118,7 @@
         </w:tc>
         <w:tc>
           <w:tcPr>
-            <w:tcW w:w="3444" w:type="dxa"/>
+            <w:tcW w:w="3000" w:type="dxa"/>
             <w:tcBorders>
               <w:top w:val="single" w:sz="6" w:space="0" w:color="000000"/>
               <w:start w:val="single" w:sz="6" w:space="0" w:color="000000"/>
@@ -1134,7 +1130,6 @@
             <w:pPr>
               <w:pStyle w:val="Normal"/>
               <w:widowControl w:val="false"/>
-              <w:pBdr/>
               <w:spacing w:lineRule="auto" w:line="240" w:before="0" w:after="0"/>
               <w:rPr>
                 <w:rFonts w:ascii="Arial" w:hAnsi="Arial" w:eastAsia="Arial" w:cs="Arial"/>
@@ -1155,7 +1150,7 @@
         </w:tc>
         <w:tc>
           <w:tcPr>
-            <w:tcW w:w="1155" w:type="dxa"/>
+            <w:tcW w:w="1755" w:type="dxa"/>
             <w:tcBorders>
               <w:top w:val="single" w:sz="6" w:space="0" w:color="000000"/>
               <w:start w:val="single" w:sz="6" w:space="0" w:color="000000"/>
@@ -1167,7 +1162,6 @@
             <w:pPr>
               <w:pStyle w:val="Normal"/>
               <w:widowControl w:val="false"/>
-              <w:pBdr/>
               <w:spacing w:lineRule="auto" w:line="240" w:before="0" w:after="0"/>
               <w:rPr>
                 <w:rFonts w:ascii="Arial" w:hAnsi="Arial" w:eastAsia="Arial" w:cs="Arial"/>
@@ -1208,7 +1202,7 @@
         </w:tc>
         <w:tc>
           <w:tcPr>
-            <w:tcW w:w="726" w:type="dxa"/>
+            <w:tcW w:w="975" w:type="dxa"/>
             <w:tcBorders>
               <w:top w:val="single" w:sz="6" w:space="0" w:color="000000"/>
               <w:start w:val="single" w:sz="6" w:space="0" w:color="000000"/>
@@ -1220,7 +1214,6 @@
             <w:pPr>
               <w:pStyle w:val="Normal"/>
               <w:widowControl w:val="false"/>
-              <w:pBdr/>
               <w:spacing w:lineRule="auto" w:line="240" w:before="0" w:after="0"/>
               <w:rPr>
                 <w:rFonts w:ascii="Arial" w:hAnsi="Arial" w:eastAsia="Arial" w:cs="Arial"/>
@@ -1259,7 +1252,7 @@
         </w:trPr>
         <w:tc>
           <w:tcPr>
-            <w:tcW w:w="892" w:type="dxa"/>
+            <w:tcW w:w="891" w:type="dxa"/>
             <w:tcBorders>
               <w:top w:val="single" w:sz="6" w:space="0" w:color="000000"/>
               <w:start w:val="single" w:sz="6" w:space="0" w:color="000000"/>
@@ -1271,7 +1264,6 @@
             <w:pPr>
               <w:pStyle w:val="Normal"/>
               <w:widowControl w:val="false"/>
-              <w:pBdr/>
               <w:spacing w:lineRule="auto" w:line="240" w:before="0" w:after="0"/>
               <w:rPr>
                 <w:rFonts w:ascii="Arial" w:hAnsi="Arial" w:eastAsia="Arial" w:cs="Arial"/>
@@ -1291,7 +1283,7 @@
         </w:tc>
         <w:tc>
           <w:tcPr>
-            <w:tcW w:w="1403" w:type="dxa"/>
+            <w:tcW w:w="1404" w:type="dxa"/>
             <w:tcBorders>
               <w:top w:val="single" w:sz="6" w:space="0" w:color="000000"/>
               <w:start w:val="single" w:sz="6" w:space="0" w:color="000000"/>
@@ -1321,7 +1313,7 @@
         </w:tc>
         <w:tc>
           <w:tcPr>
-            <w:tcW w:w="1140" w:type="dxa"/>
+            <w:tcW w:w="1710" w:type="dxa"/>
             <w:tcBorders>
               <w:top w:val="single" w:sz="6" w:space="0" w:color="000000"/>
               <w:start w:val="single" w:sz="6" w:space="0" w:color="000000"/>
@@ -1333,7 +1325,6 @@
             <w:pPr>
               <w:pStyle w:val="Normal"/>
               <w:widowControl w:val="false"/>
-              <w:pBdr/>
               <w:spacing w:lineRule="auto" w:line="240" w:before="0" w:after="0"/>
               <w:rPr>
                 <w:rFonts w:ascii="Arial" w:hAnsi="Arial" w:eastAsia="Arial" w:cs="Arial"/>
@@ -1365,7 +1356,6 @@
             <w:pPr>
               <w:pStyle w:val="Normal"/>
               <w:widowControl w:val="false"/>
-              <w:pBdr/>
               <w:spacing w:lineRule="auto" w:line="240" w:before="0" w:after="0"/>
               <w:rPr>
                 <w:rFonts w:ascii="Arial" w:hAnsi="Arial" w:eastAsia="Arial" w:cs="Arial"/>
@@ -1385,7 +1375,7 @@
         </w:tc>
         <w:tc>
           <w:tcPr>
-            <w:tcW w:w="3444" w:type="dxa"/>
+            <w:tcW w:w="3000" w:type="dxa"/>
             <w:tcBorders>
               <w:top w:val="single" w:sz="6" w:space="0" w:color="000000"/>
               <w:start w:val="single" w:sz="6" w:space="0" w:color="000000"/>
@@ -1397,7 +1387,6 @@
             <w:pPr>
               <w:pStyle w:val="Normal"/>
               <w:widowControl w:val="false"/>
-              <w:pBdr/>
               <w:spacing w:lineRule="auto" w:line="240" w:before="0" w:after="0"/>
               <w:rPr>
                 <w:rFonts w:ascii="Arial" w:hAnsi="Arial" w:eastAsia="Arial" w:cs="Arial"/>
@@ -1418,7 +1407,6 @@
             <w:pPr>
               <w:pStyle w:val="Normal"/>
               <w:widowControl w:val="false"/>
-              <w:pBdr/>
               <w:spacing w:lineRule="auto" w:line="240" w:before="0" w:after="0"/>
               <w:rPr>
                 <w:rFonts w:ascii="Arial" w:hAnsi="Arial" w:eastAsia="Arial" w:cs="Arial"/>
@@ -1439,7 +1427,6 @@
             <w:pPr>
               <w:pStyle w:val="Normal"/>
               <w:widowControl w:val="false"/>
-              <w:pBdr/>
               <w:spacing w:lineRule="auto" w:line="240" w:before="0" w:after="0"/>
               <w:rPr>
                 <w:rFonts w:ascii="Arial" w:hAnsi="Arial" w:eastAsia="Arial" w:cs="Arial"/>
@@ -1460,7 +1447,6 @@
             <w:pPr>
               <w:pStyle w:val="Normal"/>
               <w:widowControl w:val="false"/>
-              <w:pBdr/>
               <w:spacing w:lineRule="auto" w:line="240" w:before="0" w:after="0"/>
               <w:rPr>
                 <w:rFonts w:ascii="Arial" w:hAnsi="Arial" w:eastAsia="Arial" w:cs="Arial"/>
@@ -1481,7 +1467,6 @@
             <w:pPr>
               <w:pStyle w:val="Normal"/>
               <w:widowControl w:val="false"/>
-              <w:pBdr/>
               <w:spacing w:lineRule="auto" w:line="240" w:before="0" w:after="0"/>
               <w:rPr>
                 <w:rFonts w:ascii="Arial" w:hAnsi="Arial" w:eastAsia="Arial" w:cs="Arial"/>
@@ -1501,7 +1486,7 @@
         </w:tc>
         <w:tc>
           <w:tcPr>
-            <w:tcW w:w="1155" w:type="dxa"/>
+            <w:tcW w:w="1755" w:type="dxa"/>
             <w:tcBorders>
               <w:top w:val="single" w:sz="6" w:space="0" w:color="000000"/>
               <w:start w:val="single" w:sz="6" w:space="0" w:color="000000"/>
@@ -1513,7 +1498,6 @@
             <w:pPr>
               <w:pStyle w:val="Normal"/>
               <w:widowControl w:val="false"/>
-              <w:pBdr/>
               <w:spacing w:lineRule="auto" w:line="240" w:before="0" w:after="0"/>
               <w:rPr>
                 <w:rFonts w:ascii="Arial" w:hAnsi="Arial" w:eastAsia="Arial" w:cs="Arial"/>
@@ -1533,7 +1517,7 @@
         </w:tc>
         <w:tc>
           <w:tcPr>
-            <w:tcW w:w="726" w:type="dxa"/>
+            <w:tcW w:w="975" w:type="dxa"/>
             <w:tcBorders>
               <w:top w:val="single" w:sz="6" w:space="0" w:color="000000"/>
               <w:start w:val="single" w:sz="6" w:space="0" w:color="000000"/>
@@ -1545,7 +1529,6 @@
             <w:pPr>
               <w:pStyle w:val="Normal"/>
               <w:widowControl w:val="false"/>
-              <w:pBdr/>
               <w:spacing w:lineRule="auto" w:line="240" w:before="0" w:after="0"/>
               <w:rPr>
                 <w:rFonts w:ascii="Arial" w:hAnsi="Arial" w:eastAsia="Arial" w:cs="Arial"/>
@@ -1570,7 +1553,7 @@
         </w:trPr>
         <w:tc>
           <w:tcPr>
-            <w:tcW w:w="892" w:type="dxa"/>
+            <w:tcW w:w="891" w:type="dxa"/>
             <w:tcBorders>
               <w:top w:val="single" w:sz="6" w:space="0" w:color="000000"/>
               <w:start w:val="single" w:sz="6" w:space="0" w:color="000000"/>
@@ -1582,7 +1565,6 @@
             <w:pPr>
               <w:pStyle w:val="Normal"/>
               <w:widowControl w:val="false"/>
-              <w:pBdr/>
               <w:spacing w:lineRule="auto" w:line="240" w:before="0" w:after="0"/>
               <w:rPr>
                 <w:rFonts w:ascii="Arial" w:hAnsi="Arial" w:eastAsia="Arial" w:cs="Arial"/>
@@ -1602,7 +1584,7 @@
         </w:tc>
         <w:tc>
           <w:tcPr>
-            <w:tcW w:w="1403" w:type="dxa"/>
+            <w:tcW w:w="1404" w:type="dxa"/>
             <w:tcBorders>
               <w:top w:val="single" w:sz="6" w:space="0" w:color="000000"/>
               <w:start w:val="single" w:sz="6" w:space="0" w:color="000000"/>
@@ -1632,7 +1614,7 @@
         </w:tc>
         <w:tc>
           <w:tcPr>
-            <w:tcW w:w="1140" w:type="dxa"/>
+            <w:tcW w:w="1710" w:type="dxa"/>
             <w:tcBorders>
               <w:top w:val="single" w:sz="6" w:space="0" w:color="000000"/>
               <w:start w:val="single" w:sz="6" w:space="0" w:color="000000"/>
@@ -1644,7 +1626,6 @@
             <w:pPr>
               <w:pStyle w:val="Normal"/>
               <w:widowControl w:val="false"/>
-              <w:pBdr/>
               <w:spacing w:lineRule="auto" w:line="240" w:before="0" w:after="0"/>
               <w:rPr>
                 <w:rFonts w:ascii="Arial" w:hAnsi="Arial" w:eastAsia="Arial" w:cs="Arial"/>
@@ -1676,7 +1657,6 @@
             <w:pPr>
               <w:pStyle w:val="Normal"/>
               <w:widowControl w:val="false"/>
-              <w:pBdr/>
               <w:spacing w:lineRule="auto" w:line="240" w:before="0" w:after="0"/>
               <w:rPr>
                 <w:rFonts w:ascii="Arial" w:hAnsi="Arial" w:eastAsia="Arial" w:cs="Arial"/>
@@ -1696,7 +1676,7 @@
         </w:tc>
         <w:tc>
           <w:tcPr>
-            <w:tcW w:w="3444" w:type="dxa"/>
+            <w:tcW w:w="3000" w:type="dxa"/>
             <w:tcBorders>
               <w:top w:val="single" w:sz="6" w:space="0" w:color="000000"/>
               <w:start w:val="single" w:sz="6" w:space="0" w:color="000000"/>
@@ -1708,7 +1688,6 @@
             <w:pPr>
               <w:pStyle w:val="Normal"/>
               <w:widowControl w:val="false"/>
-              <w:pBdr/>
               <w:spacing w:lineRule="auto" w:line="240" w:before="0" w:after="0"/>
               <w:rPr>
                 <w:rFonts w:ascii="Arial" w:hAnsi="Arial" w:eastAsia="Arial" w:cs="Arial"/>
@@ -1729,7 +1708,6 @@
             <w:pPr>
               <w:pStyle w:val="Normal"/>
               <w:widowControl w:val="false"/>
-              <w:pBdr/>
               <w:spacing w:lineRule="auto" w:line="240" w:before="0" w:after="0"/>
               <w:rPr>
                 <w:rFonts w:ascii="Arial" w:hAnsi="Arial" w:eastAsia="Arial" w:cs="Arial"/>
@@ -1758,7 +1736,6 @@
             <w:pPr>
               <w:pStyle w:val="Normal"/>
               <w:widowControl w:val="false"/>
-              <w:pBdr/>
               <w:spacing w:lineRule="auto" w:line="240" w:before="0" w:after="0"/>
               <w:rPr>
                 <w:rFonts w:ascii="Arial" w:hAnsi="Arial" w:eastAsia="Arial" w:cs="Arial"/>
@@ -1787,7 +1764,6 @@
             <w:pPr>
               <w:pStyle w:val="Normal"/>
               <w:widowControl w:val="false"/>
-              <w:pBdr/>
               <w:spacing w:lineRule="auto" w:line="240" w:before="0" w:after="0"/>
               <w:rPr>
                 <w:rFonts w:ascii="Arial" w:hAnsi="Arial" w:eastAsia="Arial" w:cs="Arial"/>
@@ -1816,7 +1792,6 @@
             <w:pPr>
               <w:pStyle w:val="Normal"/>
               <w:widowControl w:val="false"/>
-              <w:pBdr/>
               <w:spacing w:lineRule="auto" w:line="240" w:before="0" w:after="0"/>
               <w:rPr>
                 <w:rFonts w:ascii="Arial" w:hAnsi="Arial" w:eastAsia="Arial" w:cs="Arial"/>
@@ -1836,7 +1811,7 @@
         </w:tc>
         <w:tc>
           <w:tcPr>
-            <w:tcW w:w="1155" w:type="dxa"/>
+            <w:tcW w:w="1755" w:type="dxa"/>
             <w:tcBorders>
               <w:top w:val="single" w:sz="6" w:space="0" w:color="000000"/>
               <w:start w:val="single" w:sz="6" w:space="0" w:color="000000"/>
@@ -1848,7 +1823,6 @@
             <w:pPr>
               <w:pStyle w:val="Normal"/>
               <w:widowControl w:val="false"/>
-              <w:pBdr/>
               <w:spacing w:lineRule="auto" w:line="240" w:before="0" w:after="0"/>
               <w:rPr>
                 <w:rFonts w:ascii="Arial" w:hAnsi="Arial" w:eastAsia="Arial" w:cs="Arial"/>
@@ -1868,7 +1842,7 @@
         </w:tc>
         <w:tc>
           <w:tcPr>
-            <w:tcW w:w="726" w:type="dxa"/>
+            <w:tcW w:w="975" w:type="dxa"/>
             <w:tcBorders>
               <w:top w:val="single" w:sz="6" w:space="0" w:color="000000"/>
               <w:start w:val="single" w:sz="6" w:space="0" w:color="000000"/>
@@ -1880,7 +1854,6 @@
             <w:pPr>
               <w:pStyle w:val="Normal"/>
               <w:widowControl w:val="false"/>
-              <w:pBdr/>
               <w:spacing w:lineRule="auto" w:line="240" w:before="0" w:after="0"/>
               <w:rPr>
                 <w:rFonts w:ascii="Arial" w:hAnsi="Arial" w:eastAsia="Arial" w:cs="Arial"/>
@@ -1905,7 +1878,7 @@
         </w:trPr>
         <w:tc>
           <w:tcPr>
-            <w:tcW w:w="892" w:type="dxa"/>
+            <w:tcW w:w="891" w:type="dxa"/>
             <w:tcBorders>
               <w:top w:val="single" w:sz="6" w:space="0" w:color="000000"/>
               <w:start w:val="single" w:sz="6" w:space="0" w:color="000000"/>
@@ -1935,7 +1908,7 @@
         </w:tc>
         <w:tc>
           <w:tcPr>
-            <w:tcW w:w="1403" w:type="dxa"/>
+            <w:tcW w:w="1404" w:type="dxa"/>
             <w:tcBorders>
               <w:top w:val="single" w:sz="6" w:space="0" w:color="000000"/>
               <w:start w:val="single" w:sz="6" w:space="0" w:color="000000"/>
@@ -1965,7 +1938,7 @@
         </w:tc>
         <w:tc>
           <w:tcPr>
-            <w:tcW w:w="1140" w:type="dxa"/>
+            <w:tcW w:w="1710" w:type="dxa"/>
             <w:tcBorders>
               <w:top w:val="single" w:sz="6" w:space="0" w:color="000000"/>
               <w:start w:val="single" w:sz="6" w:space="0" w:color="000000"/>
@@ -2025,7 +1998,7 @@
         </w:tc>
         <w:tc>
           <w:tcPr>
-            <w:tcW w:w="3444" w:type="dxa"/>
+            <w:tcW w:w="3000" w:type="dxa"/>
             <w:tcBorders>
               <w:top w:val="single" w:sz="6" w:space="0" w:color="000000"/>
               <w:start w:val="single" w:sz="6" w:space="0" w:color="000000"/>
@@ -2209,7 +2182,7 @@
         </w:tc>
         <w:tc>
           <w:tcPr>
-            <w:tcW w:w="1155" w:type="dxa"/>
+            <w:tcW w:w="1755" w:type="dxa"/>
             <w:tcBorders>
               <w:top w:val="single" w:sz="6" w:space="0" w:color="000000"/>
               <w:start w:val="single" w:sz="6" w:space="0" w:color="000000"/>
@@ -2239,7 +2212,7 @@
         </w:tc>
         <w:tc>
           <w:tcPr>
-            <w:tcW w:w="726" w:type="dxa"/>
+            <w:tcW w:w="975" w:type="dxa"/>
             <w:tcBorders>
               <w:top w:val="single" w:sz="6" w:space="0" w:color="000000"/>
               <w:start w:val="single" w:sz="6" w:space="0" w:color="000000"/>
@@ -2274,7 +2247,7 @@
         </w:trPr>
         <w:tc>
           <w:tcPr>
-            <w:tcW w:w="892" w:type="dxa"/>
+            <w:tcW w:w="891" w:type="dxa"/>
             <w:tcBorders>
               <w:top w:val="single" w:sz="6" w:space="0" w:color="000000"/>
               <w:start w:val="single" w:sz="6" w:space="0" w:color="000000"/>
@@ -2287,9 +2260,7 @@
               <w:pStyle w:val="Normal"/>
               <w:spacing w:lineRule="auto" w:line="240" w:before="0" w:after="160"/>
               <w:rPr>
-                <w:rFonts w:ascii="Arial" w:hAnsi="Arial" w:eastAsia="Arial" w:cs="Arial"/>
-                <w:sz w:val="22"/>
-                <w:szCs w:val="22"/>
+                <w:rFonts w:ascii="Arial" w:hAnsi="Arial"/>
               </w:rPr>
             </w:pPr>
             <w:r>
@@ -2304,7 +2275,7 @@
         </w:tc>
         <w:tc>
           <w:tcPr>
-            <w:tcW w:w="1403" w:type="dxa"/>
+            <w:tcW w:w="1404" w:type="dxa"/>
             <w:tcBorders>
               <w:top w:val="single" w:sz="6" w:space="0" w:color="000000"/>
               <w:start w:val="single" w:sz="6" w:space="0" w:color="000000"/>
@@ -2317,9 +2288,7 @@
               <w:pStyle w:val="Normal"/>
               <w:spacing w:lineRule="auto" w:line="240" w:before="0" w:after="160"/>
               <w:rPr>
-                <w:rFonts w:ascii="Arial" w:hAnsi="Arial" w:eastAsia="Arial" w:cs="Arial"/>
-                <w:sz w:val="22"/>
-                <w:szCs w:val="22"/>
+                <w:rFonts w:ascii="Arial" w:hAnsi="Arial"/>
               </w:rPr>
             </w:pPr>
             <w:r>
@@ -2334,7 +2303,7 @@
         </w:tc>
         <w:tc>
           <w:tcPr>
-            <w:tcW w:w="1140" w:type="dxa"/>
+            <w:tcW w:w="1710" w:type="dxa"/>
             <w:tcBorders>
               <w:top w:val="single" w:sz="6" w:space="0" w:color="000000"/>
               <w:start w:val="single" w:sz="6" w:space="0" w:color="000000"/>
@@ -2347,9 +2316,7 @@
               <w:pStyle w:val="Normal"/>
               <w:spacing w:lineRule="auto" w:line="240" w:before="0" w:after="160"/>
               <w:rPr>
-                <w:rFonts w:ascii="Arial" w:hAnsi="Arial" w:eastAsia="Arial" w:cs="Arial"/>
-                <w:sz w:val="22"/>
-                <w:szCs w:val="22"/>
+                <w:rFonts w:ascii="Arial" w:hAnsi="Arial"/>
               </w:rPr>
             </w:pPr>
             <w:r>
@@ -2377,9 +2344,7 @@
               <w:pStyle w:val="Normal"/>
               <w:spacing w:lineRule="auto" w:line="240" w:before="0" w:after="160"/>
               <w:rPr>
-                <w:rFonts w:ascii="Arial" w:hAnsi="Arial" w:eastAsia="Arial" w:cs="Arial"/>
-                <w:sz w:val="22"/>
-                <w:szCs w:val="22"/>
+                <w:rFonts w:ascii="Arial" w:hAnsi="Arial"/>
               </w:rPr>
             </w:pPr>
             <w:r>
@@ -2394,7 +2359,7 @@
         </w:tc>
         <w:tc>
           <w:tcPr>
-            <w:tcW w:w="3444" w:type="dxa"/>
+            <w:tcW w:w="3000" w:type="dxa"/>
             <w:tcBorders>
               <w:top w:val="single" w:sz="6" w:space="0" w:color="000000"/>
               <w:start w:val="single" w:sz="6" w:space="0" w:color="000000"/>
@@ -2405,10 +2370,14 @@
           <w:p>
             <w:pPr>
               <w:pStyle w:val="BodyText"/>
-              <w:rPr/>
-            </w:pPr>
-            <w:r>
-              <w:rPr/>
+              <w:rPr>
+                <w:rFonts w:ascii="Arial" w:hAnsi="Arial"/>
+              </w:rPr>
+            </w:pPr>
+            <w:r>
+              <w:rPr>
+                <w:rFonts w:ascii="Arial" w:hAnsi="Arial"/>
+              </w:rPr>
               <w:t>File "/home/user/Documents/python/Assorted-Python-Projects/final_project_and_assets/main_final.py", line 160, in playerTurn navigateFail = random.choice(navigateFailProbability)() TypeError: 'str' object is not callable</w:t>
             </w:r>
           </w:p>
@@ -2416,16 +2385,20 @@
             <w:pPr>
               <w:pStyle w:val="BodyText"/>
               <w:spacing w:before="0" w:after="140"/>
-              <w:rPr/>
-            </w:pPr>
-            <w:r>
-              <w:rPr/>
-            </w:r>
-          </w:p>
-        </w:tc>
-        <w:tc>
-          <w:tcPr>
-            <w:tcW w:w="1155" w:type="dxa"/>
+              <w:rPr>
+                <w:rFonts w:ascii="Arial" w:hAnsi="Arial"/>
+              </w:rPr>
+            </w:pPr>
+            <w:r>
+              <w:rPr>
+                <w:rFonts w:ascii="Arial" w:hAnsi="Arial"/>
+              </w:rPr>
+            </w:r>
+          </w:p>
+        </w:tc>
+        <w:tc>
+          <w:tcPr>
+            <w:tcW w:w="1755" w:type="dxa"/>
             <w:tcBorders>
               <w:top w:val="single" w:sz="6" w:space="0" w:color="000000"/>
               <w:start w:val="single" w:sz="6" w:space="0" w:color="000000"/>
@@ -2438,9 +2411,7 @@
               <w:pStyle w:val="Normal"/>
               <w:spacing w:lineRule="auto" w:line="240" w:before="0" w:after="160"/>
               <w:rPr>
-                <w:rFonts w:ascii="Arial" w:hAnsi="Arial" w:eastAsia="Arial" w:cs="Arial"/>
-                <w:sz w:val="22"/>
-                <w:szCs w:val="22"/>
+                <w:rFonts w:ascii="Arial" w:hAnsi="Arial"/>
               </w:rPr>
             </w:pPr>
             <w:r>
@@ -2455,7 +2426,7 @@
         </w:tc>
         <w:tc>
           <w:tcPr>
-            <w:tcW w:w="726" w:type="dxa"/>
+            <w:tcW w:w="975" w:type="dxa"/>
             <w:tcBorders>
               <w:top w:val="single" w:sz="6" w:space="0" w:color="000000"/>
               <w:start w:val="single" w:sz="6" w:space="0" w:color="000000"/>
@@ -2468,9 +2439,7 @@
               <w:pStyle w:val="Normal"/>
               <w:spacing w:lineRule="auto" w:line="240" w:before="0" w:after="160"/>
               <w:rPr>
-                <w:rFonts w:ascii="Arial" w:hAnsi="Arial" w:eastAsia="Arial" w:cs="Arial"/>
-                <w:sz w:val="22"/>
-                <w:szCs w:val="22"/>
+                <w:rFonts w:ascii="Arial" w:hAnsi="Arial"/>
               </w:rPr>
             </w:pPr>
             <w:r>
@@ -2490,7 +2459,7 @@
         </w:trPr>
         <w:tc>
           <w:tcPr>
-            <w:tcW w:w="892" w:type="dxa"/>
+            <w:tcW w:w="891" w:type="dxa"/>
             <w:tcBorders>
               <w:top w:val="single" w:sz="6" w:space="0" w:color="000000"/>
               <w:start w:val="single" w:sz="6" w:space="0" w:color="000000"/>
@@ -2514,12 +2483,13 @@
                 <w:sz w:val="22"/>
                 <w:szCs w:val="22"/>
               </w:rPr>
-            </w:r>
-          </w:p>
-        </w:tc>
-        <w:tc>
-          <w:tcPr>
-            <w:tcW w:w="1403" w:type="dxa"/>
+              <w:t>08/10/20226</w:t>
+            </w:r>
+          </w:p>
+        </w:tc>
+        <w:tc>
+          <w:tcPr>
+            <w:tcW w:w="1404" w:type="dxa"/>
             <w:tcBorders>
               <w:top w:val="single" w:sz="6" w:space="0" w:color="000000"/>
               <w:start w:val="single" w:sz="6" w:space="0" w:color="000000"/>
@@ -2543,12 +2513,13 @@
                 <w:sz w:val="22"/>
                 <w:szCs w:val="22"/>
               </w:rPr>
-            </w:r>
-          </w:p>
-        </w:tc>
-        <w:tc>
-          <w:tcPr>
-            <w:tcW w:w="1140" w:type="dxa"/>
+              <w:t>Expected</w:t>
+            </w:r>
+          </w:p>
+        </w:tc>
+        <w:tc>
+          <w:tcPr>
+            <w:tcW w:w="1710" w:type="dxa"/>
             <w:tcBorders>
               <w:top w:val="single" w:sz="6" w:space="0" w:color="000000"/>
               <w:start w:val="single" w:sz="6" w:space="0" w:color="000000"/>
@@ -2572,6 +2543,7 @@
                 <w:sz w:val="22"/>
                 <w:szCs w:val="22"/>
               </w:rPr>
+              <w:t>Code fails when you input something that is of a different type</w:t>
             </w:r>
           </w:p>
         </w:tc>
@@ -2601,12 +2573,13 @@
                 <w:sz w:val="22"/>
                 <w:szCs w:val="22"/>
               </w:rPr>
-            </w:r>
-          </w:p>
-        </w:tc>
-        <w:tc>
-          <w:tcPr>
-            <w:tcW w:w="3444" w:type="dxa"/>
+              <w:t>The code halted, no error code</w:t>
+            </w:r>
+          </w:p>
+        </w:tc>
+        <w:tc>
+          <w:tcPr>
+            <w:tcW w:w="3000" w:type="dxa"/>
             <w:tcBorders>
               <w:top w:val="single" w:sz="6" w:space="0" w:color="000000"/>
               <w:start w:val="single" w:sz="6" w:space="0" w:color="000000"/>
@@ -2630,19 +2603,9 @@
                 <w:sz w:val="22"/>
                 <w:szCs w:val="22"/>
               </w:rPr>
-            </w:r>
-          </w:p>
-        </w:tc>
-        <w:tc>
-          <w:tcPr>
-            <w:tcW w:w="1155" w:type="dxa"/>
-            <w:tcBorders>
-              <w:top w:val="single" w:sz="6" w:space="0" w:color="000000"/>
-              <w:start w:val="single" w:sz="6" w:space="0" w:color="000000"/>
-              <w:bottom w:val="single" w:sz="6" w:space="0" w:color="000000"/>
-              <w:end w:val="single" w:sz="6" w:space="0" w:color="000000"/>
-            </w:tcBorders>
-          </w:tcPr>
+              <w:t>2. Attempt to delete the program</w:t>
+            </w:r>
+          </w:p>
           <w:p>
             <w:pPr>
               <w:pStyle w:val="Normal"/>
@@ -2659,12 +2622,42 @@
                 <w:sz w:val="22"/>
                 <w:szCs w:val="22"/>
               </w:rPr>
-            </w:r>
-          </w:p>
-        </w:tc>
-        <w:tc>
-          <w:tcPr>
-            <w:tcW w:w="726" w:type="dxa"/>
+              <w:t>Enter your choice (1/2): cd /home/user/.local/share</w:t>
+            </w:r>
+          </w:p>
+        </w:tc>
+        <w:tc>
+          <w:tcPr>
+            <w:tcW w:w="1755" w:type="dxa"/>
+            <w:tcBorders>
+              <w:top w:val="single" w:sz="6" w:space="0" w:color="000000"/>
+              <w:start w:val="single" w:sz="6" w:space="0" w:color="000000"/>
+              <w:bottom w:val="single" w:sz="6" w:space="0" w:color="000000"/>
+              <w:end w:val="single" w:sz="6" w:space="0" w:color="000000"/>
+            </w:tcBorders>
+          </w:tcPr>
+          <w:p>
+            <w:pPr>
+              <w:pStyle w:val="Normal"/>
+              <w:spacing w:lineRule="auto" w:line="240" w:before="0" w:after="160"/>
+              <w:rPr>
+                <w:rFonts w:ascii="Arial" w:hAnsi="Arial" w:eastAsia="Arial" w:cs="Arial"/>
+                <w:sz w:val="22"/>
+                <w:szCs w:val="22"/>
+              </w:rPr>
+            </w:pPr>
+            <w:r>
+              <w:rPr>
+                <w:rFonts w:eastAsia="Arial" w:cs="Arial" w:ascii="Arial" w:hAnsi="Arial"/>
+                <w:sz w:val="22"/>
+                <w:szCs w:val="22"/>
+              </w:rPr>
+            </w:r>
+          </w:p>
+        </w:tc>
+        <w:tc>
+          <w:tcPr>
+            <w:tcW w:w="975" w:type="dxa"/>
             <w:tcBorders>
               <w:top w:val="single" w:sz="6" w:space="0" w:color="000000"/>
               <w:start w:val="single" w:sz="6" w:space="0" w:color="000000"/>
@@ -2698,7 +2691,7 @@
         </w:trPr>
         <w:tc>
           <w:tcPr>
-            <w:tcW w:w="892" w:type="dxa"/>
+            <w:tcW w:w="891" w:type="dxa"/>
             <w:tcBorders>
               <w:top w:val="single" w:sz="6" w:space="0" w:color="000000"/>
               <w:start w:val="single" w:sz="6" w:space="0" w:color="000000"/>
@@ -2727,7 +2720,7 @@
         </w:tc>
         <w:tc>
           <w:tcPr>
-            <w:tcW w:w="1403" w:type="dxa"/>
+            <w:tcW w:w="1404" w:type="dxa"/>
             <w:tcBorders>
               <w:top w:val="single" w:sz="6" w:space="0" w:color="000000"/>
               <w:start w:val="single" w:sz="6" w:space="0" w:color="000000"/>
@@ -2756,7 +2749,7 @@
         </w:tc>
         <w:tc>
           <w:tcPr>
-            <w:tcW w:w="1140" w:type="dxa"/>
+            <w:tcW w:w="1710" w:type="dxa"/>
             <w:tcBorders>
               <w:top w:val="single" w:sz="6" w:space="0" w:color="000000"/>
               <w:start w:val="single" w:sz="6" w:space="0" w:color="000000"/>
@@ -2814,7 +2807,7 @@
         </w:tc>
         <w:tc>
           <w:tcPr>
-            <w:tcW w:w="3444" w:type="dxa"/>
+            <w:tcW w:w="3000" w:type="dxa"/>
             <w:tcBorders>
               <w:top w:val="single" w:sz="6" w:space="0" w:color="000000"/>
               <w:start w:val="single" w:sz="6" w:space="0" w:color="000000"/>
@@ -2843,7 +2836,7 @@
         </w:tc>
         <w:tc>
           <w:tcPr>
-            <w:tcW w:w="1155" w:type="dxa"/>
+            <w:tcW w:w="1755" w:type="dxa"/>
             <w:tcBorders>
               <w:top w:val="single" w:sz="6" w:space="0" w:color="000000"/>
               <w:start w:val="single" w:sz="6" w:space="0" w:color="000000"/>
@@ -2872,7 +2865,7 @@
         </w:tc>
         <w:tc>
           <w:tcPr>
-            <w:tcW w:w="726" w:type="dxa"/>
+            <w:tcW w:w="975" w:type="dxa"/>
             <w:tcBorders>
               <w:top w:val="single" w:sz="6" w:space="0" w:color="000000"/>
               <w:start w:val="single" w:sz="6" w:space="0" w:color="000000"/>
@@ -2906,7 +2899,7 @@
         </w:trPr>
         <w:tc>
           <w:tcPr>
-            <w:tcW w:w="892" w:type="dxa"/>
+            <w:tcW w:w="891" w:type="dxa"/>
             <w:tcBorders>
               <w:top w:val="single" w:sz="6" w:space="0" w:color="000000"/>
               <w:start w:val="single" w:sz="6" w:space="0" w:color="000000"/>
@@ -2935,7 +2928,7 @@
         </w:tc>
         <w:tc>
           <w:tcPr>
-            <w:tcW w:w="1403" w:type="dxa"/>
+            <w:tcW w:w="1404" w:type="dxa"/>
             <w:tcBorders>
               <w:top w:val="single" w:sz="6" w:space="0" w:color="000000"/>
               <w:start w:val="single" w:sz="6" w:space="0" w:color="000000"/>
@@ -2964,7 +2957,7 @@
         </w:tc>
         <w:tc>
           <w:tcPr>
-            <w:tcW w:w="1140" w:type="dxa"/>
+            <w:tcW w:w="1710" w:type="dxa"/>
             <w:tcBorders>
               <w:top w:val="single" w:sz="6" w:space="0" w:color="000000"/>
               <w:start w:val="single" w:sz="6" w:space="0" w:color="000000"/>
@@ -3022,7 +3015,7 @@
         </w:tc>
         <w:tc>
           <w:tcPr>
-            <w:tcW w:w="3444" w:type="dxa"/>
+            <w:tcW w:w="3000" w:type="dxa"/>
             <w:tcBorders>
               <w:top w:val="single" w:sz="6" w:space="0" w:color="000000"/>
               <w:start w:val="single" w:sz="6" w:space="0" w:color="000000"/>
@@ -3051,7 +3044,7 @@
         </w:tc>
         <w:tc>
           <w:tcPr>
-            <w:tcW w:w="1155" w:type="dxa"/>
+            <w:tcW w:w="1755" w:type="dxa"/>
             <w:tcBorders>
               <w:top w:val="single" w:sz="6" w:space="0" w:color="000000"/>
               <w:start w:val="single" w:sz="6" w:space="0" w:color="000000"/>
@@ -3080,7 +3073,7 @@
         </w:tc>
         <w:tc>
           <w:tcPr>
-            <w:tcW w:w="726" w:type="dxa"/>
+            <w:tcW w:w="975" w:type="dxa"/>
             <w:tcBorders>
               <w:top w:val="single" w:sz="6" w:space="0" w:color="000000"/>
               <w:start w:val="single" w:sz="6" w:space="0" w:color="000000"/>
@@ -3114,7 +3107,7 @@
         </w:trPr>
         <w:tc>
           <w:tcPr>
-            <w:tcW w:w="892" w:type="dxa"/>
+            <w:tcW w:w="891" w:type="dxa"/>
             <w:tcBorders>
               <w:top w:val="single" w:sz="6" w:space="0" w:color="000000"/>
               <w:start w:val="single" w:sz="6" w:space="0" w:color="000000"/>
@@ -3143,7 +3136,7 @@
         </w:tc>
         <w:tc>
           <w:tcPr>
-            <w:tcW w:w="1403" w:type="dxa"/>
+            <w:tcW w:w="1404" w:type="dxa"/>
             <w:tcBorders>
               <w:top w:val="single" w:sz="6" w:space="0" w:color="000000"/>
               <w:start w:val="single" w:sz="6" w:space="0" w:color="000000"/>
@@ -3172,7 +3165,7 @@
         </w:tc>
         <w:tc>
           <w:tcPr>
-            <w:tcW w:w="1140" w:type="dxa"/>
+            <w:tcW w:w="1710" w:type="dxa"/>
             <w:tcBorders>
               <w:top w:val="single" w:sz="6" w:space="0" w:color="000000"/>
               <w:start w:val="single" w:sz="6" w:space="0" w:color="000000"/>
@@ -3230,7 +3223,7 @@
         </w:tc>
         <w:tc>
           <w:tcPr>
-            <w:tcW w:w="3444" w:type="dxa"/>
+            <w:tcW w:w="3000" w:type="dxa"/>
             <w:tcBorders>
               <w:top w:val="single" w:sz="6" w:space="0" w:color="000000"/>
               <w:start w:val="single" w:sz="6" w:space="0" w:color="000000"/>
@@ -3259,7 +3252,7 @@
         </w:tc>
         <w:tc>
           <w:tcPr>
-            <w:tcW w:w="1155" w:type="dxa"/>
+            <w:tcW w:w="1755" w:type="dxa"/>
             <w:tcBorders>
               <w:top w:val="single" w:sz="6" w:space="0" w:color="000000"/>
               <w:start w:val="single" w:sz="6" w:space="0" w:color="000000"/>
@@ -3288,7 +3281,7 @@
         </w:tc>
         <w:tc>
           <w:tcPr>
-            <w:tcW w:w="726" w:type="dxa"/>
+            <w:tcW w:w="975" w:type="dxa"/>
             <w:tcBorders>
               <w:top w:val="single" w:sz="6" w:space="0" w:color="000000"/>
               <w:start w:val="single" w:sz="6" w:space="0" w:color="000000"/>
@@ -3322,7 +3315,7 @@
         </w:trPr>
         <w:tc>
           <w:tcPr>
-            <w:tcW w:w="892" w:type="dxa"/>
+            <w:tcW w:w="891" w:type="dxa"/>
             <w:tcBorders>
               <w:top w:val="single" w:sz="6" w:space="0" w:color="000000"/>
               <w:start w:val="single" w:sz="6" w:space="0" w:color="000000"/>
@@ -3351,7 +3344,7 @@
         </w:tc>
         <w:tc>
           <w:tcPr>
-            <w:tcW w:w="1403" w:type="dxa"/>
+            <w:tcW w:w="1404" w:type="dxa"/>
             <w:tcBorders>
               <w:top w:val="single" w:sz="6" w:space="0" w:color="000000"/>
               <w:start w:val="single" w:sz="6" w:space="0" w:color="000000"/>
@@ -3380,7 +3373,7 @@
         </w:tc>
         <w:tc>
           <w:tcPr>
-            <w:tcW w:w="1140" w:type="dxa"/>
+            <w:tcW w:w="1710" w:type="dxa"/>
             <w:tcBorders>
               <w:top w:val="single" w:sz="6" w:space="0" w:color="000000"/>
               <w:start w:val="single" w:sz="6" w:space="0" w:color="000000"/>
@@ -3438,7 +3431,7 @@
         </w:tc>
         <w:tc>
           <w:tcPr>
-            <w:tcW w:w="3444" w:type="dxa"/>
+            <w:tcW w:w="3000" w:type="dxa"/>
             <w:tcBorders>
               <w:top w:val="single" w:sz="6" w:space="0" w:color="000000"/>
               <w:start w:val="single" w:sz="6" w:space="0" w:color="000000"/>
@@ -3467,7 +3460,7 @@
         </w:tc>
         <w:tc>
           <w:tcPr>
-            <w:tcW w:w="1155" w:type="dxa"/>
+            <w:tcW w:w="1755" w:type="dxa"/>
             <w:tcBorders>
               <w:top w:val="single" w:sz="6" w:space="0" w:color="000000"/>
               <w:start w:val="single" w:sz="6" w:space="0" w:color="000000"/>
@@ -3496,7 +3489,7 @@
         </w:tc>
         <w:tc>
           <w:tcPr>
-            <w:tcW w:w="726" w:type="dxa"/>
+            <w:tcW w:w="975" w:type="dxa"/>
             <w:tcBorders>
               <w:top w:val="single" w:sz="6" w:space="0" w:color="000000"/>
               <w:start w:val="single" w:sz="6" w:space="0" w:color="000000"/>
@@ -4766,6 +4759,7 @@
     <w:qFormat/>
     <w:pPr>
       <w:widowControl/>
+      <w:suppressAutoHyphens w:val="true"/>
       <w:bidi w:val="0"/>
       <w:spacing w:lineRule="auto" w:line="278" w:before="0" w:after="160"/>
       <w:jc w:val="start"/>

--- a/final_project_and_assets/Assignment_3_ICD2O.docx
+++ b/final_project_and_assets/Assignment_3_ICD2O.docx
@@ -934,16 +934,16 @@
           <w:bottom w:w="90" w:type="dxa"/>
           <w:end w:w="90" w:type="dxa"/>
         </w:tblCellMar>
-        <w:tblLook w:noHBand="1" w:noVBand="1" w:firstColumn="0" w:lastRow="0" w:lastColumn="0" w:firstRow="0" w:val="0600"/>
+        <w:tblLook w:val="0600" w:noHBand="1" w:noVBand="1" w:firstColumn="0" w:lastRow="0" w:lastColumn="0" w:firstRow="0"/>
       </w:tblPr>
       <w:tblGrid>
-        <w:gridCol w:w="891"/>
+        <w:gridCol w:w="890"/>
         <w:gridCol w:w="1404"/>
-        <w:gridCol w:w="1710"/>
-        <w:gridCol w:w="1755"/>
+        <w:gridCol w:w="1711"/>
+        <w:gridCol w:w="1754"/>
         <w:gridCol w:w="3000"/>
         <w:gridCol w:w="1755"/>
-        <w:gridCol w:w="975"/>
+        <w:gridCol w:w="976"/>
       </w:tblGrid>
       <w:tr>
         <w:trPr>
@@ -951,7 +951,7 @@
         </w:trPr>
         <w:tc>
           <w:tcPr>
-            <w:tcW w:w="891" w:type="dxa"/>
+            <w:tcW w:w="890" w:type="dxa"/>
             <w:tcBorders>
               <w:top w:val="single" w:sz="6" w:space="0" w:color="000000"/>
               <w:start w:val="single" w:sz="6" w:space="0" w:color="000000"/>
@@ -1054,7 +1054,7 @@
         </w:tc>
         <w:tc>
           <w:tcPr>
-            <w:tcW w:w="1710" w:type="dxa"/>
+            <w:tcW w:w="1711" w:type="dxa"/>
             <w:tcBorders>
               <w:top w:val="single" w:sz="6" w:space="0" w:color="000000"/>
               <w:start w:val="single" w:sz="6" w:space="0" w:color="000000"/>
@@ -1086,7 +1086,7 @@
         </w:tc>
         <w:tc>
           <w:tcPr>
-            <w:tcW w:w="1755" w:type="dxa"/>
+            <w:tcW w:w="1754" w:type="dxa"/>
             <w:tcBorders>
               <w:top w:val="single" w:sz="6" w:space="0" w:color="000000"/>
               <w:start w:val="single" w:sz="6" w:space="0" w:color="000000"/>
@@ -1202,7 +1202,7 @@
         </w:tc>
         <w:tc>
           <w:tcPr>
-            <w:tcW w:w="975" w:type="dxa"/>
+            <w:tcW w:w="976" w:type="dxa"/>
             <w:tcBorders>
               <w:top w:val="single" w:sz="6" w:space="0" w:color="000000"/>
               <w:start w:val="single" w:sz="6" w:space="0" w:color="000000"/>
@@ -1252,7 +1252,7 @@
         </w:trPr>
         <w:tc>
           <w:tcPr>
-            <w:tcW w:w="891" w:type="dxa"/>
+            <w:tcW w:w="890" w:type="dxa"/>
             <w:tcBorders>
               <w:top w:val="single" w:sz="6" w:space="0" w:color="000000"/>
               <w:start w:val="single" w:sz="6" w:space="0" w:color="000000"/>
@@ -1313,7 +1313,7 @@
         </w:tc>
         <w:tc>
           <w:tcPr>
-            <w:tcW w:w="1710" w:type="dxa"/>
+            <w:tcW w:w="1711" w:type="dxa"/>
             <w:tcBorders>
               <w:top w:val="single" w:sz="6" w:space="0" w:color="000000"/>
               <w:start w:val="single" w:sz="6" w:space="0" w:color="000000"/>
@@ -1344,7 +1344,7 @@
         </w:tc>
         <w:tc>
           <w:tcPr>
-            <w:tcW w:w="1755" w:type="dxa"/>
+            <w:tcW w:w="1754" w:type="dxa"/>
             <w:tcBorders>
               <w:top w:val="single" w:sz="6" w:space="0" w:color="000000"/>
               <w:start w:val="single" w:sz="6" w:space="0" w:color="000000"/>
@@ -1517,7 +1517,7 @@
         </w:tc>
         <w:tc>
           <w:tcPr>
-            <w:tcW w:w="975" w:type="dxa"/>
+            <w:tcW w:w="976" w:type="dxa"/>
             <w:tcBorders>
               <w:top w:val="single" w:sz="6" w:space="0" w:color="000000"/>
               <w:start w:val="single" w:sz="6" w:space="0" w:color="000000"/>
@@ -1553,7 +1553,7 @@
         </w:trPr>
         <w:tc>
           <w:tcPr>
-            <w:tcW w:w="891" w:type="dxa"/>
+            <w:tcW w:w="890" w:type="dxa"/>
             <w:tcBorders>
               <w:top w:val="single" w:sz="6" w:space="0" w:color="000000"/>
               <w:start w:val="single" w:sz="6" w:space="0" w:color="000000"/>
@@ -1614,7 +1614,7 @@
         </w:tc>
         <w:tc>
           <w:tcPr>
-            <w:tcW w:w="1710" w:type="dxa"/>
+            <w:tcW w:w="1711" w:type="dxa"/>
             <w:tcBorders>
               <w:top w:val="single" w:sz="6" w:space="0" w:color="000000"/>
               <w:start w:val="single" w:sz="6" w:space="0" w:color="000000"/>
@@ -1645,7 +1645,7 @@
         </w:tc>
         <w:tc>
           <w:tcPr>
-            <w:tcW w:w="1755" w:type="dxa"/>
+            <w:tcW w:w="1754" w:type="dxa"/>
             <w:tcBorders>
               <w:top w:val="single" w:sz="6" w:space="0" w:color="000000"/>
               <w:start w:val="single" w:sz="6" w:space="0" w:color="000000"/>
@@ -1842,7 +1842,7 @@
         </w:tc>
         <w:tc>
           <w:tcPr>
-            <w:tcW w:w="975" w:type="dxa"/>
+            <w:tcW w:w="976" w:type="dxa"/>
             <w:tcBorders>
               <w:top w:val="single" w:sz="6" w:space="0" w:color="000000"/>
               <w:start w:val="single" w:sz="6" w:space="0" w:color="000000"/>
@@ -1878,7 +1878,7 @@
         </w:trPr>
         <w:tc>
           <w:tcPr>
-            <w:tcW w:w="891" w:type="dxa"/>
+            <w:tcW w:w="890" w:type="dxa"/>
             <w:tcBorders>
               <w:top w:val="single" w:sz="6" w:space="0" w:color="000000"/>
               <w:start w:val="single" w:sz="6" w:space="0" w:color="000000"/>
@@ -1938,7 +1938,7 @@
         </w:tc>
         <w:tc>
           <w:tcPr>
-            <w:tcW w:w="1710" w:type="dxa"/>
+            <w:tcW w:w="1711" w:type="dxa"/>
             <w:tcBorders>
               <w:top w:val="single" w:sz="6" w:space="0" w:color="000000"/>
               <w:start w:val="single" w:sz="6" w:space="0" w:color="000000"/>
@@ -1968,6 +1968,220 @@
         </w:tc>
         <w:tc>
           <w:tcPr>
+            <w:tcW w:w="1754" w:type="dxa"/>
+            <w:tcBorders>
+              <w:top w:val="single" w:sz="6" w:space="0" w:color="000000"/>
+              <w:start w:val="single" w:sz="6" w:space="0" w:color="000000"/>
+              <w:bottom w:val="single" w:sz="6" w:space="0" w:color="000000"/>
+              <w:end w:val="single" w:sz="6" w:space="0" w:color="000000"/>
+            </w:tcBorders>
+          </w:tcPr>
+          <w:p>
+            <w:pPr>
+              <w:pStyle w:val="Normal"/>
+              <w:spacing w:lineRule="auto" w:line="240" w:before="0" w:after="160"/>
+              <w:rPr>
+                <w:rFonts w:ascii="Arial" w:hAnsi="Arial" w:eastAsia="Arial" w:cs="Arial"/>
+                <w:sz w:val="22"/>
+                <w:szCs w:val="22"/>
+              </w:rPr>
+            </w:pPr>
+            <w:r>
+              <w:rPr>
+                <w:rFonts w:eastAsia="Arial" w:cs="Arial" w:ascii="Arial" w:hAnsi="Arial"/>
+                <w:sz w:val="22"/>
+                <w:szCs w:val="22"/>
+              </w:rPr>
+              <w:t>It failed just after asking for intput</w:t>
+            </w:r>
+          </w:p>
+        </w:tc>
+        <w:tc>
+          <w:tcPr>
+            <w:tcW w:w="3000" w:type="dxa"/>
+            <w:tcBorders>
+              <w:top w:val="single" w:sz="6" w:space="0" w:color="000000"/>
+              <w:start w:val="single" w:sz="6" w:space="0" w:color="000000"/>
+              <w:bottom w:val="single" w:sz="6" w:space="0" w:color="000000"/>
+              <w:end w:val="single" w:sz="6" w:space="0" w:color="000000"/>
+            </w:tcBorders>
+          </w:tcPr>
+          <w:p>
+            <w:pPr>
+              <w:pStyle w:val="Normal"/>
+              <w:spacing w:lineRule="auto" w:line="240"/>
+              <w:rPr>
+                <w:rFonts w:ascii="Arial" w:hAnsi="Arial" w:eastAsia="Arial" w:cs="Arial"/>
+                <w:sz w:val="22"/>
+                <w:szCs w:val="22"/>
+              </w:rPr>
+            </w:pPr>
+            <w:r>
+              <w:rPr>
+                <w:rFonts w:eastAsia="Arial" w:cs="Arial" w:ascii="Arial" w:hAnsi="Arial"/>
+                <w:sz w:val="22"/>
+                <w:szCs w:val="22"/>
+              </w:rPr>
+              <w:t>Traceback (most recent call last):</w:t>
+            </w:r>
+          </w:p>
+          <w:p>
+            <w:pPr>
+              <w:pStyle w:val="Normal"/>
+              <w:spacing w:lineRule="auto" w:line="240"/>
+              <w:rPr>
+                <w:rFonts w:ascii="Arial" w:hAnsi="Arial" w:eastAsia="Arial" w:cs="Arial"/>
+                <w:sz w:val="22"/>
+                <w:szCs w:val="22"/>
+              </w:rPr>
+            </w:pPr>
+            <w:r>
+              <w:rPr>
+                <w:rFonts w:eastAsia="Arial" w:cs="Arial" w:ascii="Arial" w:hAnsi="Arial"/>
+                <w:sz w:val="22"/>
+                <w:szCs w:val="22"/>
+              </w:rPr>
+              <w:t xml:space="preserve">  </w:t>
+            </w:r>
+            <w:r>
+              <w:rPr>
+                <w:rFonts w:eastAsia="Arial" w:cs="Arial" w:ascii="Arial" w:hAnsi="Arial"/>
+                <w:sz w:val="22"/>
+                <w:szCs w:val="22"/>
+              </w:rPr>
+              <w:t>File "C:\Users\User\Documents\Python\final_project_and_assets\main_final.py", line 254, in &lt;module&gt;</w:t>
+            </w:r>
+          </w:p>
+          <w:p>
+            <w:pPr>
+              <w:pStyle w:val="Normal"/>
+              <w:spacing w:lineRule="auto" w:line="240"/>
+              <w:rPr>
+                <w:rFonts w:ascii="Arial" w:hAnsi="Arial" w:eastAsia="Arial" w:cs="Arial"/>
+                <w:sz w:val="22"/>
+                <w:szCs w:val="22"/>
+              </w:rPr>
+            </w:pPr>
+            <w:r>
+              <w:rPr>
+                <w:rFonts w:eastAsia="Arial" w:cs="Arial" w:ascii="Arial" w:hAnsi="Arial"/>
+                <w:sz w:val="22"/>
+                <w:szCs w:val="22"/>
+              </w:rPr>
+              <w:t xml:space="preserve">    </w:t>
+            </w:r>
+            <w:r>
+              <w:rPr>
+                <w:rFonts w:eastAsia="Arial" w:cs="Arial" w:ascii="Arial" w:hAnsi="Arial"/>
+                <w:sz w:val="22"/>
+                <w:szCs w:val="22"/>
+              </w:rPr>
+              <w:t>playerTurn()</w:t>
+            </w:r>
+          </w:p>
+          <w:p>
+            <w:pPr>
+              <w:pStyle w:val="Normal"/>
+              <w:spacing w:lineRule="auto" w:line="240"/>
+              <w:rPr>
+                <w:rFonts w:ascii="Arial" w:hAnsi="Arial" w:eastAsia="Arial" w:cs="Arial"/>
+                <w:sz w:val="22"/>
+                <w:szCs w:val="22"/>
+              </w:rPr>
+            </w:pPr>
+            <w:r>
+              <w:rPr>
+                <w:rFonts w:eastAsia="Arial" w:cs="Arial" w:ascii="Arial" w:hAnsi="Arial"/>
+                <w:sz w:val="22"/>
+                <w:szCs w:val="22"/>
+              </w:rPr>
+              <w:t xml:space="preserve">  </w:t>
+            </w:r>
+            <w:r>
+              <w:rPr>
+                <w:rFonts w:eastAsia="Arial" w:cs="Arial" w:ascii="Arial" w:hAnsi="Arial"/>
+                <w:sz w:val="22"/>
+                <w:szCs w:val="22"/>
+              </w:rPr>
+              <w:t>File "C:\Users\User\Documents\Python\final_project_and_assets\main_final.py", line 160, in playerTurn</w:t>
+            </w:r>
+          </w:p>
+          <w:p>
+            <w:pPr>
+              <w:pStyle w:val="Normal"/>
+              <w:spacing w:lineRule="auto" w:line="240"/>
+              <w:rPr>
+                <w:rFonts w:ascii="Arial" w:hAnsi="Arial" w:eastAsia="Arial" w:cs="Arial"/>
+                <w:sz w:val="22"/>
+                <w:szCs w:val="22"/>
+              </w:rPr>
+            </w:pPr>
+            <w:r>
+              <w:rPr>
+                <w:rFonts w:eastAsia="Arial" w:cs="Arial" w:ascii="Arial" w:hAnsi="Arial"/>
+                <w:sz w:val="22"/>
+                <w:szCs w:val="22"/>
+              </w:rPr>
+              <w:t xml:space="preserve">    </w:t>
+            </w:r>
+            <w:r>
+              <w:rPr>
+                <w:rFonts w:eastAsia="Arial" w:cs="Arial" w:ascii="Arial" w:hAnsi="Arial"/>
+                <w:sz w:val="22"/>
+                <w:szCs w:val="22"/>
+              </w:rPr>
+              <w:t>navigateFail = random.choice("true", "true", "true", "false")</w:t>
+            </w:r>
+          </w:p>
+          <w:p>
+            <w:pPr>
+              <w:pStyle w:val="Normal"/>
+              <w:spacing w:lineRule="auto" w:line="240"/>
+              <w:rPr>
+                <w:rFonts w:ascii="Arial" w:hAnsi="Arial" w:eastAsia="Arial" w:cs="Arial"/>
+                <w:sz w:val="22"/>
+                <w:szCs w:val="22"/>
+              </w:rPr>
+            </w:pPr>
+            <w:r>
+              <w:rPr>
+                <w:rFonts w:eastAsia="Arial" w:cs="Arial" w:ascii="Arial" w:hAnsi="Arial"/>
+                <w:sz w:val="22"/>
+                <w:szCs w:val="22"/>
+              </w:rPr>
+              <w:t xml:space="preserve">                   </w:t>
+            </w:r>
+            <w:r>
+              <w:rPr>
+                <w:rFonts w:eastAsia="Arial" w:cs="Arial" w:ascii="Arial" w:hAnsi="Arial"/>
+                <w:sz w:val="22"/>
+                <w:szCs w:val="22"/>
+              </w:rPr>
+              <w:t>^^^^^^^^^^^^^^^^^^^^^^^^^^^^^^^^^^^^^^^^^^^^^^</w:t>
+            </w:r>
+          </w:p>
+          <w:p>
+            <w:pPr>
+              <w:pStyle w:val="Normal"/>
+              <w:spacing w:lineRule="auto" w:line="240" w:before="0" w:after="160"/>
+              <w:rPr>
+                <w:rFonts w:ascii="Arial" w:hAnsi="Arial" w:eastAsia="Arial" w:cs="Arial"/>
+                <w:sz w:val="22"/>
+                <w:szCs w:val="22"/>
+              </w:rPr>
+            </w:pPr>
+            <w:r>
+              <w:rPr>
+                <w:rFonts w:eastAsia="Arial" w:cs="Arial" w:ascii="Arial" w:hAnsi="Arial"/>
+                <w:sz w:val="22"/>
+                <w:szCs w:val="22"/>
+              </w:rPr>
+              <w:t>TypeError: Random.choice() takes 2 positional arguments but 5 were given</w:t>
+            </w:r>
+          </w:p>
+        </w:tc>
+        <w:tc>
+          <w:tcPr>
             <w:tcW w:w="1755" w:type="dxa"/>
             <w:tcBorders>
               <w:top w:val="single" w:sz="6" w:space="0" w:color="000000"/>
@@ -1992,227 +2206,13 @@
                 <w:sz w:val="22"/>
                 <w:szCs w:val="22"/>
               </w:rPr>
-              <w:t>It failed just after asking for intput</w:t>
-            </w:r>
-          </w:p>
-        </w:tc>
-        <w:tc>
-          <w:tcPr>
-            <w:tcW w:w="3000" w:type="dxa"/>
-            <w:tcBorders>
-              <w:top w:val="single" w:sz="6" w:space="0" w:color="000000"/>
-              <w:start w:val="single" w:sz="6" w:space="0" w:color="000000"/>
-              <w:bottom w:val="single" w:sz="6" w:space="0" w:color="000000"/>
-              <w:end w:val="single" w:sz="6" w:space="0" w:color="000000"/>
-            </w:tcBorders>
-          </w:tcPr>
-          <w:p>
-            <w:pPr>
-              <w:pStyle w:val="Normal"/>
-              <w:spacing w:lineRule="auto" w:line="240"/>
-              <w:rPr>
-                <w:rFonts w:ascii="Arial" w:hAnsi="Arial" w:eastAsia="Arial" w:cs="Arial"/>
-                <w:sz w:val="22"/>
-                <w:szCs w:val="22"/>
-              </w:rPr>
-            </w:pPr>
-            <w:r>
-              <w:rPr>
-                <w:rFonts w:eastAsia="Arial" w:cs="Arial" w:ascii="Arial" w:hAnsi="Arial"/>
-                <w:sz w:val="22"/>
-                <w:szCs w:val="22"/>
-              </w:rPr>
-              <w:t>Traceback (most recent call last):</w:t>
-            </w:r>
-          </w:p>
-          <w:p>
-            <w:pPr>
-              <w:pStyle w:val="Normal"/>
-              <w:spacing w:lineRule="auto" w:line="240"/>
-              <w:rPr>
-                <w:rFonts w:ascii="Arial" w:hAnsi="Arial" w:eastAsia="Arial" w:cs="Arial"/>
-                <w:sz w:val="22"/>
-                <w:szCs w:val="22"/>
-              </w:rPr>
-            </w:pPr>
-            <w:r>
-              <w:rPr>
-                <w:rFonts w:eastAsia="Arial" w:cs="Arial" w:ascii="Arial" w:hAnsi="Arial"/>
-                <w:sz w:val="22"/>
-                <w:szCs w:val="22"/>
-              </w:rPr>
-              <w:t xml:space="preserve">  </w:t>
-            </w:r>
-            <w:r>
-              <w:rPr>
-                <w:rFonts w:eastAsia="Arial" w:cs="Arial" w:ascii="Arial" w:hAnsi="Arial"/>
-                <w:sz w:val="22"/>
-                <w:szCs w:val="22"/>
-              </w:rPr>
-              <w:t>File "C:\Users\User\Documents\Python\final_project_and_assets\main_final.py", line 254, in &lt;module&gt;</w:t>
-            </w:r>
-          </w:p>
-          <w:p>
-            <w:pPr>
-              <w:pStyle w:val="Normal"/>
-              <w:spacing w:lineRule="auto" w:line="240"/>
-              <w:rPr>
-                <w:rFonts w:ascii="Arial" w:hAnsi="Arial" w:eastAsia="Arial" w:cs="Arial"/>
-                <w:sz w:val="22"/>
-                <w:szCs w:val="22"/>
-              </w:rPr>
-            </w:pPr>
-            <w:r>
-              <w:rPr>
-                <w:rFonts w:eastAsia="Arial" w:cs="Arial" w:ascii="Arial" w:hAnsi="Arial"/>
-                <w:sz w:val="22"/>
-                <w:szCs w:val="22"/>
-              </w:rPr>
-              <w:t xml:space="preserve">    </w:t>
-            </w:r>
-            <w:r>
-              <w:rPr>
-                <w:rFonts w:eastAsia="Arial" w:cs="Arial" w:ascii="Arial" w:hAnsi="Arial"/>
-                <w:sz w:val="22"/>
-                <w:szCs w:val="22"/>
-              </w:rPr>
-              <w:t>playerTurn()</w:t>
-            </w:r>
-          </w:p>
-          <w:p>
-            <w:pPr>
-              <w:pStyle w:val="Normal"/>
-              <w:spacing w:lineRule="auto" w:line="240"/>
-              <w:rPr>
-                <w:rFonts w:ascii="Arial" w:hAnsi="Arial" w:eastAsia="Arial" w:cs="Arial"/>
-                <w:sz w:val="22"/>
-                <w:szCs w:val="22"/>
-              </w:rPr>
-            </w:pPr>
-            <w:r>
-              <w:rPr>
-                <w:rFonts w:eastAsia="Arial" w:cs="Arial" w:ascii="Arial" w:hAnsi="Arial"/>
-                <w:sz w:val="22"/>
-                <w:szCs w:val="22"/>
-              </w:rPr>
-              <w:t xml:space="preserve">  </w:t>
-            </w:r>
-            <w:r>
-              <w:rPr>
-                <w:rFonts w:eastAsia="Arial" w:cs="Arial" w:ascii="Arial" w:hAnsi="Arial"/>
-                <w:sz w:val="22"/>
-                <w:szCs w:val="22"/>
-              </w:rPr>
-              <w:t>File "C:\Users\User\Documents\Python\final_project_and_assets\main_final.py", line 160, in playerTurn</w:t>
-            </w:r>
-          </w:p>
-          <w:p>
-            <w:pPr>
-              <w:pStyle w:val="Normal"/>
-              <w:spacing w:lineRule="auto" w:line="240"/>
-              <w:rPr>
-                <w:rFonts w:ascii="Arial" w:hAnsi="Arial" w:eastAsia="Arial" w:cs="Arial"/>
-                <w:sz w:val="22"/>
-                <w:szCs w:val="22"/>
-              </w:rPr>
-            </w:pPr>
-            <w:r>
-              <w:rPr>
-                <w:rFonts w:eastAsia="Arial" w:cs="Arial" w:ascii="Arial" w:hAnsi="Arial"/>
-                <w:sz w:val="22"/>
-                <w:szCs w:val="22"/>
-              </w:rPr>
-              <w:t xml:space="preserve">    </w:t>
-            </w:r>
-            <w:r>
-              <w:rPr>
-                <w:rFonts w:eastAsia="Arial" w:cs="Arial" w:ascii="Arial" w:hAnsi="Arial"/>
-                <w:sz w:val="22"/>
-                <w:szCs w:val="22"/>
-              </w:rPr>
-              <w:t>navigateFail = random.choice("true", "true", "true", "false")</w:t>
-            </w:r>
-          </w:p>
-          <w:p>
-            <w:pPr>
-              <w:pStyle w:val="Normal"/>
-              <w:spacing w:lineRule="auto" w:line="240"/>
-              <w:rPr>
-                <w:rFonts w:ascii="Arial" w:hAnsi="Arial" w:eastAsia="Arial" w:cs="Arial"/>
-                <w:sz w:val="22"/>
-                <w:szCs w:val="22"/>
-              </w:rPr>
-            </w:pPr>
-            <w:r>
-              <w:rPr>
-                <w:rFonts w:eastAsia="Arial" w:cs="Arial" w:ascii="Arial" w:hAnsi="Arial"/>
-                <w:sz w:val="22"/>
-                <w:szCs w:val="22"/>
-              </w:rPr>
-              <w:t xml:space="preserve">                   </w:t>
-            </w:r>
-            <w:r>
-              <w:rPr>
-                <w:rFonts w:eastAsia="Arial" w:cs="Arial" w:ascii="Arial" w:hAnsi="Arial"/>
-                <w:sz w:val="22"/>
-                <w:szCs w:val="22"/>
-              </w:rPr>
-              <w:t>^^^^^^^^^^^^^^^^^^^^^^^^^^^^^^^^^^^^^^^^^^^^^^</w:t>
-            </w:r>
-          </w:p>
-          <w:p>
-            <w:pPr>
-              <w:pStyle w:val="Normal"/>
-              <w:spacing w:lineRule="auto" w:line="240" w:before="0" w:after="160"/>
-              <w:rPr>
-                <w:rFonts w:ascii="Arial" w:hAnsi="Arial" w:eastAsia="Arial" w:cs="Arial"/>
-                <w:sz w:val="22"/>
-                <w:szCs w:val="22"/>
-              </w:rPr>
-            </w:pPr>
-            <w:r>
-              <w:rPr>
-                <w:rFonts w:eastAsia="Arial" w:cs="Arial" w:ascii="Arial" w:hAnsi="Arial"/>
-                <w:sz w:val="22"/>
-                <w:szCs w:val="22"/>
-              </w:rPr>
-              <w:t>TypeError: Random.choice() takes 2 positional arguments but 5 were given</w:t>
-            </w:r>
-          </w:p>
-        </w:tc>
-        <w:tc>
-          <w:tcPr>
-            <w:tcW w:w="1755" w:type="dxa"/>
-            <w:tcBorders>
-              <w:top w:val="single" w:sz="6" w:space="0" w:color="000000"/>
-              <w:start w:val="single" w:sz="6" w:space="0" w:color="000000"/>
-              <w:bottom w:val="single" w:sz="6" w:space="0" w:color="000000"/>
-              <w:end w:val="single" w:sz="6" w:space="0" w:color="000000"/>
-            </w:tcBorders>
-          </w:tcPr>
-          <w:p>
-            <w:pPr>
-              <w:pStyle w:val="Normal"/>
-              <w:spacing w:lineRule="auto" w:line="240" w:before="0" w:after="160"/>
-              <w:rPr>
-                <w:rFonts w:ascii="Arial" w:hAnsi="Arial" w:eastAsia="Arial" w:cs="Arial"/>
-                <w:sz w:val="22"/>
-                <w:szCs w:val="22"/>
-              </w:rPr>
-            </w:pPr>
-            <w:r>
-              <w:rPr>
-                <w:rFonts w:eastAsia="Arial" w:cs="Arial" w:ascii="Arial" w:hAnsi="Arial"/>
-                <w:sz w:val="22"/>
-                <w:szCs w:val="22"/>
-              </w:rPr>
               <w:t>Changed random.choice to random.choices</w:t>
             </w:r>
           </w:p>
         </w:tc>
         <w:tc>
           <w:tcPr>
-            <w:tcW w:w="975" w:type="dxa"/>
+            <w:tcW w:w="976" w:type="dxa"/>
             <w:tcBorders>
               <w:top w:val="single" w:sz="6" w:space="0" w:color="000000"/>
               <w:start w:val="single" w:sz="6" w:space="0" w:color="000000"/>
@@ -2247,7 +2247,7 @@
         </w:trPr>
         <w:tc>
           <w:tcPr>
-            <w:tcW w:w="891" w:type="dxa"/>
+            <w:tcW w:w="890" w:type="dxa"/>
             <w:tcBorders>
               <w:top w:val="single" w:sz="6" w:space="0" w:color="000000"/>
               <w:start w:val="single" w:sz="6" w:space="0" w:color="000000"/>
@@ -2303,7 +2303,7 @@
         </w:tc>
         <w:tc>
           <w:tcPr>
-            <w:tcW w:w="1710" w:type="dxa"/>
+            <w:tcW w:w="1711" w:type="dxa"/>
             <w:tcBorders>
               <w:top w:val="single" w:sz="6" w:space="0" w:color="000000"/>
               <w:start w:val="single" w:sz="6" w:space="0" w:color="000000"/>
@@ -2331,7 +2331,7 @@
         </w:tc>
         <w:tc>
           <w:tcPr>
-            <w:tcW w:w="1755" w:type="dxa"/>
+            <w:tcW w:w="1754" w:type="dxa"/>
             <w:tcBorders>
               <w:top w:val="single" w:sz="6" w:space="0" w:color="000000"/>
               <w:start w:val="single" w:sz="6" w:space="0" w:color="000000"/>
@@ -2426,7 +2426,7 @@
         </w:tc>
         <w:tc>
           <w:tcPr>
-            <w:tcW w:w="975" w:type="dxa"/>
+            <w:tcW w:w="976" w:type="dxa"/>
             <w:tcBorders>
               <w:top w:val="single" w:sz="6" w:space="0" w:color="000000"/>
               <w:start w:val="single" w:sz="6" w:space="0" w:color="000000"/>
@@ -2459,7 +2459,7 @@
         </w:trPr>
         <w:tc>
           <w:tcPr>
-            <w:tcW w:w="891" w:type="dxa"/>
+            <w:tcW w:w="890" w:type="dxa"/>
             <w:tcBorders>
               <w:top w:val="single" w:sz="6" w:space="0" w:color="000000"/>
               <w:start w:val="single" w:sz="6" w:space="0" w:color="000000"/>
@@ -2483,7 +2483,7 @@
                 <w:sz w:val="22"/>
                 <w:szCs w:val="22"/>
               </w:rPr>
-              <w:t>08/10/20226</w:t>
+              <w:t>08/10/2026</w:t>
             </w:r>
           </w:p>
         </w:tc>
@@ -2519,7 +2519,7 @@
         </w:tc>
         <w:tc>
           <w:tcPr>
-            <w:tcW w:w="1710" w:type="dxa"/>
+            <w:tcW w:w="1711" w:type="dxa"/>
             <w:tcBorders>
               <w:top w:val="single" w:sz="6" w:space="0" w:color="000000"/>
               <w:start w:val="single" w:sz="6" w:space="0" w:color="000000"/>
@@ -2549,6 +2549,85 @@
         </w:tc>
         <w:tc>
           <w:tcPr>
+            <w:tcW w:w="1754" w:type="dxa"/>
+            <w:tcBorders>
+              <w:top w:val="single" w:sz="6" w:space="0" w:color="000000"/>
+              <w:start w:val="single" w:sz="6" w:space="0" w:color="000000"/>
+              <w:bottom w:val="single" w:sz="6" w:space="0" w:color="000000"/>
+              <w:end w:val="single" w:sz="6" w:space="0" w:color="000000"/>
+            </w:tcBorders>
+          </w:tcPr>
+          <w:p>
+            <w:pPr>
+              <w:pStyle w:val="Normal"/>
+              <w:spacing w:lineRule="auto" w:line="240" w:before="0" w:after="160"/>
+              <w:rPr>
+                <w:rFonts w:ascii="Arial" w:hAnsi="Arial" w:eastAsia="Arial" w:cs="Arial"/>
+                <w:sz w:val="22"/>
+                <w:szCs w:val="22"/>
+              </w:rPr>
+            </w:pPr>
+            <w:r>
+              <w:rPr>
+                <w:rFonts w:eastAsia="Arial" w:cs="Arial" w:ascii="Arial" w:hAnsi="Arial"/>
+                <w:sz w:val="22"/>
+                <w:szCs w:val="22"/>
+              </w:rPr>
+              <w:t>The code halted, no error code</w:t>
+            </w:r>
+          </w:p>
+        </w:tc>
+        <w:tc>
+          <w:tcPr>
+            <w:tcW w:w="3000" w:type="dxa"/>
+            <w:tcBorders>
+              <w:top w:val="single" w:sz="6" w:space="0" w:color="000000"/>
+              <w:start w:val="single" w:sz="6" w:space="0" w:color="000000"/>
+              <w:bottom w:val="single" w:sz="6" w:space="0" w:color="000000"/>
+              <w:end w:val="single" w:sz="6" w:space="0" w:color="000000"/>
+            </w:tcBorders>
+          </w:tcPr>
+          <w:p>
+            <w:pPr>
+              <w:pStyle w:val="Normal"/>
+              <w:spacing w:lineRule="auto" w:line="240" w:before="0" w:after="160"/>
+              <w:rPr>
+                <w:rFonts w:ascii="Arial" w:hAnsi="Arial" w:eastAsia="Arial" w:cs="Arial"/>
+                <w:sz w:val="22"/>
+                <w:szCs w:val="22"/>
+              </w:rPr>
+            </w:pPr>
+            <w:r>
+              <w:rPr>
+                <w:rFonts w:eastAsia="Arial" w:cs="Arial" w:ascii="Arial" w:hAnsi="Arial"/>
+                <w:sz w:val="22"/>
+                <w:szCs w:val="22"/>
+              </w:rPr>
+              <w:t>2. Attempt to delete the program</w:t>
+            </w:r>
+          </w:p>
+          <w:p>
+            <w:pPr>
+              <w:pStyle w:val="Normal"/>
+              <w:spacing w:lineRule="auto" w:line="240" w:before="0" w:after="160"/>
+              <w:rPr>
+                <w:rFonts w:ascii="Arial" w:hAnsi="Arial" w:eastAsia="Arial" w:cs="Arial"/>
+                <w:sz w:val="22"/>
+                <w:szCs w:val="22"/>
+              </w:rPr>
+            </w:pPr>
+            <w:r>
+              <w:rPr>
+                <w:rFonts w:eastAsia="Arial" w:cs="Arial" w:ascii="Arial" w:hAnsi="Arial"/>
+                <w:sz w:val="22"/>
+                <w:szCs w:val="22"/>
+              </w:rPr>
+              <w:t>Enter your choice (1/2): cd /home/user/.local/share</w:t>
+            </w:r>
+          </w:p>
+        </w:tc>
+        <w:tc>
+          <w:tcPr>
             <w:tcW w:w="1755" w:type="dxa"/>
             <w:tcBorders>
               <w:top w:val="single" w:sz="6" w:space="0" w:color="000000"/>
@@ -2573,91 +2652,12 @@
                 <w:sz w:val="22"/>
                 <w:szCs w:val="22"/>
               </w:rPr>
-              <w:t>The code halted, no error code</w:t>
-            </w:r>
-          </w:p>
-        </w:tc>
-        <w:tc>
-          <w:tcPr>
-            <w:tcW w:w="3000" w:type="dxa"/>
-            <w:tcBorders>
-              <w:top w:val="single" w:sz="6" w:space="0" w:color="000000"/>
-              <w:start w:val="single" w:sz="6" w:space="0" w:color="000000"/>
-              <w:bottom w:val="single" w:sz="6" w:space="0" w:color="000000"/>
-              <w:end w:val="single" w:sz="6" w:space="0" w:color="000000"/>
-            </w:tcBorders>
-          </w:tcPr>
-          <w:p>
-            <w:pPr>
-              <w:pStyle w:val="Normal"/>
-              <w:spacing w:lineRule="auto" w:line="240" w:before="0" w:after="160"/>
-              <w:rPr>
-                <w:rFonts w:ascii="Arial" w:hAnsi="Arial" w:eastAsia="Arial" w:cs="Arial"/>
-                <w:sz w:val="22"/>
-                <w:szCs w:val="22"/>
-              </w:rPr>
-            </w:pPr>
-            <w:r>
-              <w:rPr>
-                <w:rFonts w:eastAsia="Arial" w:cs="Arial" w:ascii="Arial" w:hAnsi="Arial"/>
-                <w:sz w:val="22"/>
-                <w:szCs w:val="22"/>
-              </w:rPr>
-              <w:t>2. Attempt to delete the program</w:t>
-            </w:r>
-          </w:p>
-          <w:p>
-            <w:pPr>
-              <w:pStyle w:val="Normal"/>
-              <w:spacing w:lineRule="auto" w:line="240" w:before="0" w:after="160"/>
-              <w:rPr>
-                <w:rFonts w:ascii="Arial" w:hAnsi="Arial" w:eastAsia="Arial" w:cs="Arial"/>
-                <w:sz w:val="22"/>
-                <w:szCs w:val="22"/>
-              </w:rPr>
-            </w:pPr>
-            <w:r>
-              <w:rPr>
-                <w:rFonts w:eastAsia="Arial" w:cs="Arial" w:ascii="Arial" w:hAnsi="Arial"/>
-                <w:sz w:val="22"/>
-                <w:szCs w:val="22"/>
-              </w:rPr>
-              <w:t>Enter your choice (1/2): cd /home/user/.local/share</w:t>
-            </w:r>
-          </w:p>
-        </w:tc>
-        <w:tc>
-          <w:tcPr>
-            <w:tcW w:w="1755" w:type="dxa"/>
-            <w:tcBorders>
-              <w:top w:val="single" w:sz="6" w:space="0" w:color="000000"/>
-              <w:start w:val="single" w:sz="6" w:space="0" w:color="000000"/>
-              <w:bottom w:val="single" w:sz="6" w:space="0" w:color="000000"/>
-              <w:end w:val="single" w:sz="6" w:space="0" w:color="000000"/>
-            </w:tcBorders>
-          </w:tcPr>
-          <w:p>
-            <w:pPr>
-              <w:pStyle w:val="Normal"/>
-              <w:spacing w:lineRule="auto" w:line="240" w:before="0" w:after="160"/>
-              <w:rPr>
-                <w:rFonts w:ascii="Arial" w:hAnsi="Arial" w:eastAsia="Arial" w:cs="Arial"/>
-                <w:sz w:val="22"/>
-                <w:szCs w:val="22"/>
-              </w:rPr>
-            </w:pPr>
-            <w:r>
-              <w:rPr>
-                <w:rFonts w:eastAsia="Arial" w:cs="Arial" w:ascii="Arial" w:hAnsi="Arial"/>
-                <w:sz w:val="22"/>
-                <w:szCs w:val="22"/>
-              </w:rPr>
-            </w:r>
-          </w:p>
-        </w:tc>
-        <w:tc>
-          <w:tcPr>
-            <w:tcW w:w="975" w:type="dxa"/>
+            </w:r>
+          </w:p>
+        </w:tc>
+        <w:tc>
+          <w:tcPr>
+            <w:tcW w:w="976" w:type="dxa"/>
             <w:tcBorders>
               <w:top w:val="single" w:sz="6" w:space="0" w:color="000000"/>
               <w:start w:val="single" w:sz="6" w:space="0" w:color="000000"/>
@@ -2691,7 +2691,7 @@
         </w:trPr>
         <w:tc>
           <w:tcPr>
-            <w:tcW w:w="891" w:type="dxa"/>
+            <w:tcW w:w="890" w:type="dxa"/>
             <w:tcBorders>
               <w:top w:val="single" w:sz="6" w:space="0" w:color="000000"/>
               <w:start w:val="single" w:sz="6" w:space="0" w:color="000000"/>
@@ -2715,6 +2715,7 @@
                 <w:sz w:val="22"/>
                 <w:szCs w:val="22"/>
               </w:rPr>
+              <w:t>09/10/2026</w:t>
             </w:r>
           </w:p>
         </w:tc>
@@ -2744,12 +2745,13 @@
                 <w:sz w:val="22"/>
                 <w:szCs w:val="22"/>
               </w:rPr>
-            </w:r>
-          </w:p>
-        </w:tc>
-        <w:tc>
-          <w:tcPr>
-            <w:tcW w:w="1710" w:type="dxa"/>
+              <w:t>Unexpected</w:t>
+            </w:r>
+          </w:p>
+        </w:tc>
+        <w:tc>
+          <w:tcPr>
+            <w:tcW w:w="1711" w:type="dxa"/>
             <w:tcBorders>
               <w:top w:val="single" w:sz="6" w:space="0" w:color="000000"/>
               <w:start w:val="single" w:sz="6" w:space="0" w:color="000000"/>
@@ -2773,6 +2775,72 @@
                 <w:sz w:val="22"/>
                 <w:szCs w:val="22"/>
               </w:rPr>
+              <w:t>Code would execute and run as normal</w:t>
+            </w:r>
+          </w:p>
+        </w:tc>
+        <w:tc>
+          <w:tcPr>
+            <w:tcW w:w="1754" w:type="dxa"/>
+            <w:tcBorders>
+              <w:top w:val="single" w:sz="6" w:space="0" w:color="000000"/>
+              <w:start w:val="single" w:sz="6" w:space="0" w:color="000000"/>
+              <w:bottom w:val="single" w:sz="6" w:space="0" w:color="000000"/>
+              <w:end w:val="single" w:sz="6" w:space="0" w:color="000000"/>
+            </w:tcBorders>
+          </w:tcPr>
+          <w:p>
+            <w:pPr>
+              <w:pStyle w:val="Normal"/>
+              <w:spacing w:lineRule="auto" w:line="240" w:before="0" w:after="160"/>
+              <w:rPr>
+                <w:rFonts w:ascii="Arial" w:hAnsi="Arial" w:eastAsia="Arial" w:cs="Arial"/>
+                <w:sz w:val="22"/>
+                <w:szCs w:val="22"/>
+              </w:rPr>
+            </w:pPr>
+            <w:r>
+              <w:rPr>
+                <w:rFonts w:eastAsia="Arial" w:cs="Arial" w:ascii="Arial" w:hAnsi="Arial"/>
+                <w:sz w:val="22"/>
+                <w:szCs w:val="22"/>
+              </w:rPr>
+              <w:t>The code failed to execute (invalid syntax)</w:t>
+            </w:r>
+          </w:p>
+        </w:tc>
+        <w:tc>
+          <w:tcPr>
+            <w:tcW w:w="3000" w:type="dxa"/>
+            <w:tcBorders>
+              <w:top w:val="single" w:sz="6" w:space="0" w:color="000000"/>
+              <w:start w:val="single" w:sz="6" w:space="0" w:color="000000"/>
+              <w:bottom w:val="single" w:sz="6" w:space="0" w:color="000000"/>
+              <w:end w:val="single" w:sz="6" w:space="0" w:color="000000"/>
+            </w:tcBorders>
+          </w:tcPr>
+          <w:p>
+            <w:pPr>
+              <w:pStyle w:val="BodyText"/>
+              <w:rPr/>
+            </w:pPr>
+            <w:r>
+              <w:rPr/>
+              <w:t xml:space="preserve">❯ </w:t>
+            </w:r>
+            <w:r>
+              <w:rPr/>
+              <w:t>python main_final.py File "/home/user/Documents/python/Assorted-Python-Projects/final_project_and_assets/main_final.py", line 194 print("ERROR!"\n)</w:t>
+            </w:r>
+          </w:p>
+          <w:p>
+            <w:pPr>
+              <w:pStyle w:val="BodyText"/>
+              <w:spacing w:before="0" w:after="140"/>
+              <w:rPr/>
+            </w:pPr>
+            <w:r>
+              <w:rPr/>
             </w:r>
           </w:p>
         </w:tc>
@@ -2802,12 +2870,13 @@
                 <w:sz w:val="22"/>
                 <w:szCs w:val="22"/>
               </w:rPr>
-            </w:r>
-          </w:p>
-        </w:tc>
-        <w:tc>
-          <w:tcPr>
-            <w:tcW w:w="3000" w:type="dxa"/>
+              <w:t>Put “\n” inside the quotations</w:t>
+            </w:r>
+          </w:p>
+        </w:tc>
+        <w:tc>
+          <w:tcPr>
+            <w:tcW w:w="976" w:type="dxa"/>
             <w:tcBorders>
               <w:top w:val="single" w:sz="6" w:space="0" w:color="000000"/>
               <w:start w:val="single" w:sz="6" w:space="0" w:color="000000"/>
@@ -2831,64 +2900,7 @@
                 <w:sz w:val="22"/>
                 <w:szCs w:val="22"/>
               </w:rPr>
-            </w:r>
-          </w:p>
-        </w:tc>
-        <w:tc>
-          <w:tcPr>
-            <w:tcW w:w="1755" w:type="dxa"/>
-            <w:tcBorders>
-              <w:top w:val="single" w:sz="6" w:space="0" w:color="000000"/>
-              <w:start w:val="single" w:sz="6" w:space="0" w:color="000000"/>
-              <w:bottom w:val="single" w:sz="6" w:space="0" w:color="000000"/>
-              <w:end w:val="single" w:sz="6" w:space="0" w:color="000000"/>
-            </w:tcBorders>
-          </w:tcPr>
-          <w:p>
-            <w:pPr>
-              <w:pStyle w:val="Normal"/>
-              <w:spacing w:lineRule="auto" w:line="240" w:before="0" w:after="160"/>
-              <w:rPr>
-                <w:rFonts w:ascii="Arial" w:hAnsi="Arial" w:eastAsia="Arial" w:cs="Arial"/>
-                <w:sz w:val="22"/>
-                <w:szCs w:val="22"/>
-              </w:rPr>
-            </w:pPr>
-            <w:r>
-              <w:rPr>
-                <w:rFonts w:eastAsia="Arial" w:cs="Arial" w:ascii="Arial" w:hAnsi="Arial"/>
-                <w:sz w:val="22"/>
-                <w:szCs w:val="22"/>
-              </w:rPr>
-            </w:r>
-          </w:p>
-        </w:tc>
-        <w:tc>
-          <w:tcPr>
-            <w:tcW w:w="975" w:type="dxa"/>
-            <w:tcBorders>
-              <w:top w:val="single" w:sz="6" w:space="0" w:color="000000"/>
-              <w:start w:val="single" w:sz="6" w:space="0" w:color="000000"/>
-              <w:bottom w:val="single" w:sz="6" w:space="0" w:color="000000"/>
-              <w:end w:val="single" w:sz="6" w:space="0" w:color="000000"/>
-            </w:tcBorders>
-          </w:tcPr>
-          <w:p>
-            <w:pPr>
-              <w:pStyle w:val="Normal"/>
-              <w:spacing w:lineRule="auto" w:line="240" w:before="0" w:after="160"/>
-              <w:rPr>
-                <w:rFonts w:ascii="Arial" w:hAnsi="Arial" w:eastAsia="Arial" w:cs="Arial"/>
-                <w:sz w:val="22"/>
-                <w:szCs w:val="22"/>
-              </w:rPr>
-            </w:pPr>
-            <w:r>
-              <w:rPr>
-                <w:rFonts w:eastAsia="Arial" w:cs="Arial" w:ascii="Arial" w:hAnsi="Arial"/>
-                <w:sz w:val="22"/>
-                <w:szCs w:val="22"/>
-              </w:rPr>
+              <w:t>runtime</w:t>
             </w:r>
           </w:p>
         </w:tc>
@@ -2899,7 +2911,7 @@
         </w:trPr>
         <w:tc>
           <w:tcPr>
-            <w:tcW w:w="891" w:type="dxa"/>
+            <w:tcW w:w="890" w:type="dxa"/>
             <w:tcBorders>
               <w:top w:val="single" w:sz="6" w:space="0" w:color="000000"/>
               <w:start w:val="single" w:sz="6" w:space="0" w:color="000000"/>
@@ -2957,7 +2969,7 @@
         </w:tc>
         <w:tc>
           <w:tcPr>
-            <w:tcW w:w="1710" w:type="dxa"/>
+            <w:tcW w:w="1711" w:type="dxa"/>
             <w:tcBorders>
               <w:top w:val="single" w:sz="6" w:space="0" w:color="000000"/>
               <w:start w:val="single" w:sz="6" w:space="0" w:color="000000"/>
@@ -2986,6 +2998,64 @@
         </w:tc>
         <w:tc>
           <w:tcPr>
+            <w:tcW w:w="1754" w:type="dxa"/>
+            <w:tcBorders>
+              <w:top w:val="single" w:sz="6" w:space="0" w:color="000000"/>
+              <w:start w:val="single" w:sz="6" w:space="0" w:color="000000"/>
+              <w:bottom w:val="single" w:sz="6" w:space="0" w:color="000000"/>
+              <w:end w:val="single" w:sz="6" w:space="0" w:color="000000"/>
+            </w:tcBorders>
+          </w:tcPr>
+          <w:p>
+            <w:pPr>
+              <w:pStyle w:val="Normal"/>
+              <w:spacing w:lineRule="auto" w:line="240" w:before="0" w:after="160"/>
+              <w:rPr>
+                <w:rFonts w:ascii="Arial" w:hAnsi="Arial" w:eastAsia="Arial" w:cs="Arial"/>
+                <w:sz w:val="22"/>
+                <w:szCs w:val="22"/>
+              </w:rPr>
+            </w:pPr>
+            <w:r>
+              <w:rPr>
+                <w:rFonts w:eastAsia="Arial" w:cs="Arial" w:ascii="Arial" w:hAnsi="Arial"/>
+                <w:sz w:val="22"/>
+                <w:szCs w:val="22"/>
+              </w:rPr>
+            </w:r>
+          </w:p>
+        </w:tc>
+        <w:tc>
+          <w:tcPr>
+            <w:tcW w:w="3000" w:type="dxa"/>
+            <w:tcBorders>
+              <w:top w:val="single" w:sz="6" w:space="0" w:color="000000"/>
+              <w:start w:val="single" w:sz="6" w:space="0" w:color="000000"/>
+              <w:bottom w:val="single" w:sz="6" w:space="0" w:color="000000"/>
+              <w:end w:val="single" w:sz="6" w:space="0" w:color="000000"/>
+            </w:tcBorders>
+          </w:tcPr>
+          <w:p>
+            <w:pPr>
+              <w:pStyle w:val="Normal"/>
+              <w:spacing w:lineRule="auto" w:line="240" w:before="0" w:after="160"/>
+              <w:rPr>
+                <w:rFonts w:ascii="Arial" w:hAnsi="Arial" w:eastAsia="Arial" w:cs="Arial"/>
+                <w:sz w:val="22"/>
+                <w:szCs w:val="22"/>
+              </w:rPr>
+            </w:pPr>
+            <w:r>
+              <w:rPr>
+                <w:rFonts w:eastAsia="Arial" w:cs="Arial" w:ascii="Arial" w:hAnsi="Arial"/>
+                <w:sz w:val="22"/>
+                <w:szCs w:val="22"/>
+              </w:rPr>
+            </w:r>
+          </w:p>
+        </w:tc>
+        <w:tc>
+          <w:tcPr>
             <w:tcW w:w="1755" w:type="dxa"/>
             <w:tcBorders>
               <w:top w:val="single" w:sz="6" w:space="0" w:color="000000"/>
@@ -3015,65 +3085,7 @@
         </w:tc>
         <w:tc>
           <w:tcPr>
-            <w:tcW w:w="3000" w:type="dxa"/>
-            <w:tcBorders>
-              <w:top w:val="single" w:sz="6" w:space="0" w:color="000000"/>
-              <w:start w:val="single" w:sz="6" w:space="0" w:color="000000"/>
-              <w:bottom w:val="single" w:sz="6" w:space="0" w:color="000000"/>
-              <w:end w:val="single" w:sz="6" w:space="0" w:color="000000"/>
-            </w:tcBorders>
-          </w:tcPr>
-          <w:p>
-            <w:pPr>
-              <w:pStyle w:val="Normal"/>
-              <w:spacing w:lineRule="auto" w:line="240" w:before="0" w:after="160"/>
-              <w:rPr>
-                <w:rFonts w:ascii="Arial" w:hAnsi="Arial" w:eastAsia="Arial" w:cs="Arial"/>
-                <w:sz w:val="22"/>
-                <w:szCs w:val="22"/>
-              </w:rPr>
-            </w:pPr>
-            <w:r>
-              <w:rPr>
-                <w:rFonts w:eastAsia="Arial" w:cs="Arial" w:ascii="Arial" w:hAnsi="Arial"/>
-                <w:sz w:val="22"/>
-                <w:szCs w:val="22"/>
-              </w:rPr>
-            </w:r>
-          </w:p>
-        </w:tc>
-        <w:tc>
-          <w:tcPr>
-            <w:tcW w:w="1755" w:type="dxa"/>
-            <w:tcBorders>
-              <w:top w:val="single" w:sz="6" w:space="0" w:color="000000"/>
-              <w:start w:val="single" w:sz="6" w:space="0" w:color="000000"/>
-              <w:bottom w:val="single" w:sz="6" w:space="0" w:color="000000"/>
-              <w:end w:val="single" w:sz="6" w:space="0" w:color="000000"/>
-            </w:tcBorders>
-          </w:tcPr>
-          <w:p>
-            <w:pPr>
-              <w:pStyle w:val="Normal"/>
-              <w:spacing w:lineRule="auto" w:line="240" w:before="0" w:after="160"/>
-              <w:rPr>
-                <w:rFonts w:ascii="Arial" w:hAnsi="Arial" w:eastAsia="Arial" w:cs="Arial"/>
-                <w:sz w:val="22"/>
-                <w:szCs w:val="22"/>
-              </w:rPr>
-            </w:pPr>
-            <w:r>
-              <w:rPr>
-                <w:rFonts w:eastAsia="Arial" w:cs="Arial" w:ascii="Arial" w:hAnsi="Arial"/>
-                <w:sz w:val="22"/>
-                <w:szCs w:val="22"/>
-              </w:rPr>
-            </w:r>
-          </w:p>
-        </w:tc>
-        <w:tc>
-          <w:tcPr>
-            <w:tcW w:w="975" w:type="dxa"/>
+            <w:tcW w:w="976" w:type="dxa"/>
             <w:tcBorders>
               <w:top w:val="single" w:sz="6" w:space="0" w:color="000000"/>
               <w:start w:val="single" w:sz="6" w:space="0" w:color="000000"/>
@@ -3107,7 +3119,7 @@
         </w:trPr>
         <w:tc>
           <w:tcPr>
-            <w:tcW w:w="891" w:type="dxa"/>
+            <w:tcW w:w="890" w:type="dxa"/>
             <w:tcBorders>
               <w:top w:val="single" w:sz="6" w:space="0" w:color="000000"/>
               <w:start w:val="single" w:sz="6" w:space="0" w:color="000000"/>
@@ -3165,7 +3177,7 @@
         </w:tc>
         <w:tc>
           <w:tcPr>
-            <w:tcW w:w="1710" w:type="dxa"/>
+            <w:tcW w:w="1711" w:type="dxa"/>
             <w:tcBorders>
               <w:top w:val="single" w:sz="6" w:space="0" w:color="000000"/>
               <w:start w:val="single" w:sz="6" w:space="0" w:color="000000"/>
@@ -3194,6 +3206,64 @@
         </w:tc>
         <w:tc>
           <w:tcPr>
+            <w:tcW w:w="1754" w:type="dxa"/>
+            <w:tcBorders>
+              <w:top w:val="single" w:sz="6" w:space="0" w:color="000000"/>
+              <w:start w:val="single" w:sz="6" w:space="0" w:color="000000"/>
+              <w:bottom w:val="single" w:sz="6" w:space="0" w:color="000000"/>
+              <w:end w:val="single" w:sz="6" w:space="0" w:color="000000"/>
+            </w:tcBorders>
+          </w:tcPr>
+          <w:p>
+            <w:pPr>
+              <w:pStyle w:val="Normal"/>
+              <w:spacing w:lineRule="auto" w:line="240" w:before="0" w:after="160"/>
+              <w:rPr>
+                <w:rFonts w:ascii="Arial" w:hAnsi="Arial" w:eastAsia="Arial" w:cs="Arial"/>
+                <w:sz w:val="22"/>
+                <w:szCs w:val="22"/>
+              </w:rPr>
+            </w:pPr>
+            <w:r>
+              <w:rPr>
+                <w:rFonts w:eastAsia="Arial" w:cs="Arial" w:ascii="Arial" w:hAnsi="Arial"/>
+                <w:sz w:val="22"/>
+                <w:szCs w:val="22"/>
+              </w:rPr>
+            </w:r>
+          </w:p>
+        </w:tc>
+        <w:tc>
+          <w:tcPr>
+            <w:tcW w:w="3000" w:type="dxa"/>
+            <w:tcBorders>
+              <w:top w:val="single" w:sz="6" w:space="0" w:color="000000"/>
+              <w:start w:val="single" w:sz="6" w:space="0" w:color="000000"/>
+              <w:bottom w:val="single" w:sz="6" w:space="0" w:color="000000"/>
+              <w:end w:val="single" w:sz="6" w:space="0" w:color="000000"/>
+            </w:tcBorders>
+          </w:tcPr>
+          <w:p>
+            <w:pPr>
+              <w:pStyle w:val="Normal"/>
+              <w:spacing w:lineRule="auto" w:line="240" w:before="0" w:after="160"/>
+              <w:rPr>
+                <w:rFonts w:ascii="Arial" w:hAnsi="Arial" w:eastAsia="Arial" w:cs="Arial"/>
+                <w:sz w:val="22"/>
+                <w:szCs w:val="22"/>
+              </w:rPr>
+            </w:pPr>
+            <w:r>
+              <w:rPr>
+                <w:rFonts w:eastAsia="Arial" w:cs="Arial" w:ascii="Arial" w:hAnsi="Arial"/>
+                <w:sz w:val="22"/>
+                <w:szCs w:val="22"/>
+              </w:rPr>
+            </w:r>
+          </w:p>
+        </w:tc>
+        <w:tc>
+          <w:tcPr>
             <w:tcW w:w="1755" w:type="dxa"/>
             <w:tcBorders>
               <w:top w:val="single" w:sz="6" w:space="0" w:color="000000"/>
@@ -3223,65 +3293,7 @@
         </w:tc>
         <w:tc>
           <w:tcPr>
-            <w:tcW w:w="3000" w:type="dxa"/>
-            <w:tcBorders>
-              <w:top w:val="single" w:sz="6" w:space="0" w:color="000000"/>
-              <w:start w:val="single" w:sz="6" w:space="0" w:color="000000"/>
-              <w:bottom w:val="single" w:sz="6" w:space="0" w:color="000000"/>
-              <w:end w:val="single" w:sz="6" w:space="0" w:color="000000"/>
-            </w:tcBorders>
-          </w:tcPr>
-          <w:p>
-            <w:pPr>
-              <w:pStyle w:val="Normal"/>
-              <w:spacing w:lineRule="auto" w:line="240" w:before="0" w:after="160"/>
-              <w:rPr>
-                <w:rFonts w:ascii="Arial" w:hAnsi="Arial" w:eastAsia="Arial" w:cs="Arial"/>
-                <w:sz w:val="22"/>
-                <w:szCs w:val="22"/>
-              </w:rPr>
-            </w:pPr>
-            <w:r>
-              <w:rPr>
-                <w:rFonts w:eastAsia="Arial" w:cs="Arial" w:ascii="Arial" w:hAnsi="Arial"/>
-                <w:sz w:val="22"/>
-                <w:szCs w:val="22"/>
-              </w:rPr>
-            </w:r>
-          </w:p>
-        </w:tc>
-        <w:tc>
-          <w:tcPr>
-            <w:tcW w:w="1755" w:type="dxa"/>
-            <w:tcBorders>
-              <w:top w:val="single" w:sz="6" w:space="0" w:color="000000"/>
-              <w:start w:val="single" w:sz="6" w:space="0" w:color="000000"/>
-              <w:bottom w:val="single" w:sz="6" w:space="0" w:color="000000"/>
-              <w:end w:val="single" w:sz="6" w:space="0" w:color="000000"/>
-            </w:tcBorders>
-          </w:tcPr>
-          <w:p>
-            <w:pPr>
-              <w:pStyle w:val="Normal"/>
-              <w:spacing w:lineRule="auto" w:line="240" w:before="0" w:after="160"/>
-              <w:rPr>
-                <w:rFonts w:ascii="Arial" w:hAnsi="Arial" w:eastAsia="Arial" w:cs="Arial"/>
-                <w:sz w:val="22"/>
-                <w:szCs w:val="22"/>
-              </w:rPr>
-            </w:pPr>
-            <w:r>
-              <w:rPr>
-                <w:rFonts w:eastAsia="Arial" w:cs="Arial" w:ascii="Arial" w:hAnsi="Arial"/>
-                <w:sz w:val="22"/>
-                <w:szCs w:val="22"/>
-              </w:rPr>
-            </w:r>
-          </w:p>
-        </w:tc>
-        <w:tc>
-          <w:tcPr>
-            <w:tcW w:w="975" w:type="dxa"/>
+            <w:tcW w:w="976" w:type="dxa"/>
             <w:tcBorders>
               <w:top w:val="single" w:sz="6" w:space="0" w:color="000000"/>
               <w:start w:val="single" w:sz="6" w:space="0" w:color="000000"/>
@@ -3315,7 +3327,7 @@
         </w:trPr>
         <w:tc>
           <w:tcPr>
-            <w:tcW w:w="891" w:type="dxa"/>
+            <w:tcW w:w="890" w:type="dxa"/>
             <w:tcBorders>
               <w:top w:val="single" w:sz="6" w:space="0" w:color="000000"/>
               <w:start w:val="single" w:sz="6" w:space="0" w:color="000000"/>
@@ -3373,7 +3385,7 @@
         </w:tc>
         <w:tc>
           <w:tcPr>
-            <w:tcW w:w="1710" w:type="dxa"/>
+            <w:tcW w:w="1711" w:type="dxa"/>
             <w:tcBorders>
               <w:top w:val="single" w:sz="6" w:space="0" w:color="000000"/>
               <w:start w:val="single" w:sz="6" w:space="0" w:color="000000"/>
@@ -3402,6 +3414,64 @@
         </w:tc>
         <w:tc>
           <w:tcPr>
+            <w:tcW w:w="1754" w:type="dxa"/>
+            <w:tcBorders>
+              <w:top w:val="single" w:sz="6" w:space="0" w:color="000000"/>
+              <w:start w:val="single" w:sz="6" w:space="0" w:color="000000"/>
+              <w:bottom w:val="single" w:sz="6" w:space="0" w:color="000000"/>
+              <w:end w:val="single" w:sz="6" w:space="0" w:color="000000"/>
+            </w:tcBorders>
+          </w:tcPr>
+          <w:p>
+            <w:pPr>
+              <w:pStyle w:val="Normal"/>
+              <w:spacing w:lineRule="auto" w:line="240" w:before="0" w:after="160"/>
+              <w:rPr>
+                <w:rFonts w:ascii="Arial" w:hAnsi="Arial" w:eastAsia="Arial" w:cs="Arial"/>
+                <w:sz w:val="22"/>
+                <w:szCs w:val="22"/>
+              </w:rPr>
+            </w:pPr>
+            <w:r>
+              <w:rPr>
+                <w:rFonts w:eastAsia="Arial" w:cs="Arial" w:ascii="Arial" w:hAnsi="Arial"/>
+                <w:sz w:val="22"/>
+                <w:szCs w:val="22"/>
+              </w:rPr>
+            </w:r>
+          </w:p>
+        </w:tc>
+        <w:tc>
+          <w:tcPr>
+            <w:tcW w:w="3000" w:type="dxa"/>
+            <w:tcBorders>
+              <w:top w:val="single" w:sz="6" w:space="0" w:color="000000"/>
+              <w:start w:val="single" w:sz="6" w:space="0" w:color="000000"/>
+              <w:bottom w:val="single" w:sz="6" w:space="0" w:color="000000"/>
+              <w:end w:val="single" w:sz="6" w:space="0" w:color="000000"/>
+            </w:tcBorders>
+          </w:tcPr>
+          <w:p>
+            <w:pPr>
+              <w:pStyle w:val="Normal"/>
+              <w:spacing w:lineRule="auto" w:line="240" w:before="0" w:after="160"/>
+              <w:rPr>
+                <w:rFonts w:ascii="Arial" w:hAnsi="Arial" w:eastAsia="Arial" w:cs="Arial"/>
+                <w:sz w:val="22"/>
+                <w:szCs w:val="22"/>
+              </w:rPr>
+            </w:pPr>
+            <w:r>
+              <w:rPr>
+                <w:rFonts w:eastAsia="Arial" w:cs="Arial" w:ascii="Arial" w:hAnsi="Arial"/>
+                <w:sz w:val="22"/>
+                <w:szCs w:val="22"/>
+              </w:rPr>
+            </w:r>
+          </w:p>
+        </w:tc>
+        <w:tc>
+          <w:tcPr>
             <w:tcW w:w="1755" w:type="dxa"/>
             <w:tcBorders>
               <w:top w:val="single" w:sz="6" w:space="0" w:color="000000"/>
@@ -3431,65 +3501,7 @@
         </w:tc>
         <w:tc>
           <w:tcPr>
-            <w:tcW w:w="3000" w:type="dxa"/>
-            <w:tcBorders>
-              <w:top w:val="single" w:sz="6" w:space="0" w:color="000000"/>
-              <w:start w:val="single" w:sz="6" w:space="0" w:color="000000"/>
-              <w:bottom w:val="single" w:sz="6" w:space="0" w:color="000000"/>
-              <w:end w:val="single" w:sz="6" w:space="0" w:color="000000"/>
-            </w:tcBorders>
-          </w:tcPr>
-          <w:p>
-            <w:pPr>
-              <w:pStyle w:val="Normal"/>
-              <w:spacing w:lineRule="auto" w:line="240" w:before="0" w:after="160"/>
-              <w:rPr>
-                <w:rFonts w:ascii="Arial" w:hAnsi="Arial" w:eastAsia="Arial" w:cs="Arial"/>
-                <w:sz w:val="22"/>
-                <w:szCs w:val="22"/>
-              </w:rPr>
-            </w:pPr>
-            <w:r>
-              <w:rPr>
-                <w:rFonts w:eastAsia="Arial" w:cs="Arial" w:ascii="Arial" w:hAnsi="Arial"/>
-                <w:sz w:val="22"/>
-                <w:szCs w:val="22"/>
-              </w:rPr>
-            </w:r>
-          </w:p>
-        </w:tc>
-        <w:tc>
-          <w:tcPr>
-            <w:tcW w:w="1755" w:type="dxa"/>
-            <w:tcBorders>
-              <w:top w:val="single" w:sz="6" w:space="0" w:color="000000"/>
-              <w:start w:val="single" w:sz="6" w:space="0" w:color="000000"/>
-              <w:bottom w:val="single" w:sz="6" w:space="0" w:color="000000"/>
-              <w:end w:val="single" w:sz="6" w:space="0" w:color="000000"/>
-            </w:tcBorders>
-          </w:tcPr>
-          <w:p>
-            <w:pPr>
-              <w:pStyle w:val="Normal"/>
-              <w:spacing w:lineRule="auto" w:line="240" w:before="0" w:after="160"/>
-              <w:rPr>
-                <w:rFonts w:ascii="Arial" w:hAnsi="Arial" w:eastAsia="Arial" w:cs="Arial"/>
-                <w:sz w:val="22"/>
-                <w:szCs w:val="22"/>
-              </w:rPr>
-            </w:pPr>
-            <w:r>
-              <w:rPr>
-                <w:rFonts w:eastAsia="Arial" w:cs="Arial" w:ascii="Arial" w:hAnsi="Arial"/>
-                <w:sz w:val="22"/>
-                <w:szCs w:val="22"/>
-              </w:rPr>
-            </w:r>
-          </w:p>
-        </w:tc>
-        <w:tc>
-          <w:tcPr>
-            <w:tcW w:w="975" w:type="dxa"/>
+            <w:tcW w:w="976" w:type="dxa"/>
             <w:tcBorders>
               <w:top w:val="single" w:sz="6" w:space="0" w:color="000000"/>
               <w:start w:val="single" w:sz="6" w:space="0" w:color="000000"/>
@@ -3630,7 +3642,7 @@
         <w:bottom w:w="0" w:type="dxa"/>
         <w:end w:w="108" w:type="dxa"/>
       </w:tblCellMar>
-      <w:tblLook w:noHBand="1" w:noVBand="1" w:firstColumn="1" w:lastRow="0" w:lastColumn="0" w:firstRow="1" w:val="06a0"/>
+      <w:tblLook w:val="06a0" w:noHBand="1" w:noVBand="1" w:firstColumn="1" w:lastRow="0" w:lastColumn="0" w:firstRow="1"/>
     </w:tblPr>
     <w:tblGrid>
       <w:gridCol w:w="3120"/>
@@ -3718,7 +3730,7 @@
         <w:bottom w:w="0" w:type="dxa"/>
         <w:end w:w="108" w:type="dxa"/>
       </w:tblCellMar>
-      <w:tblLook w:noHBand="1" w:noVBand="1" w:firstColumn="1" w:lastRow="0" w:lastColumn="0" w:firstRow="1" w:val="06a0"/>
+      <w:tblLook w:val="06a0" w:noHBand="1" w:noVBand="1" w:firstColumn="1" w:lastRow="0" w:lastColumn="0" w:firstRow="1"/>
     </w:tblPr>
     <w:tblGrid>
       <w:gridCol w:w="3120"/>
@@ -3820,7 +3832,7 @@
         <w:bottom w:w="0" w:type="dxa"/>
         <w:end w:w="108" w:type="dxa"/>
       </w:tblCellMar>
-      <w:tblLook w:noHBand="1" w:noVBand="1" w:firstColumn="1" w:lastRow="0" w:lastColumn="0" w:firstRow="1" w:val="06a0"/>
+      <w:tblLook w:val="06a0" w:noHBand="1" w:noVBand="1" w:firstColumn="1" w:lastRow="0" w:lastColumn="0" w:firstRow="1"/>
     </w:tblPr>
     <w:tblGrid>
       <w:gridCol w:w="3120"/>
@@ -3911,7 +3923,7 @@
         <w:bottom w:w="0" w:type="dxa"/>
         <w:end w:w="108" w:type="dxa"/>
       </w:tblCellMar>
-      <w:tblLook w:noHBand="1" w:noVBand="1" w:firstColumn="1" w:lastRow="0" w:lastColumn="0" w:firstRow="1" w:val="06a0"/>
+      <w:tblLook w:val="06a0" w:noHBand="1" w:noVBand="1" w:firstColumn="1" w:lastRow="0" w:lastColumn="0" w:firstRow="1"/>
     </w:tblPr>
     <w:tblGrid>
       <w:gridCol w:w="3120"/>
